--- a/docs/zavrsni-izvjestaj/01-vizija-i-analiza.docx
+++ b/docs/zavrsni-izvjestaj/01-vizija-i-analiza.docx
@@ -28,7 +28,7 @@
         </w:p>
       </w:sdtContent>
     </w:sdt>
-    <w:bookmarkStart w:id="17" w:name="Xea6a6a1c355e6d391d1526eb40f001fa448b692"/>
+    <w:bookmarkStart w:id="23" w:name="Xea6a6a1c355e6d391d1526eb40f001fa448b692"/>
     <w:p>
       <w:pPr>
         <w:pStyle w:val="Heading1"/>
@@ -633,7 +633,7 @@
       </w:r>
     </w:p>
     <w:bookmarkEnd w:id="11"/>
-    <w:bookmarkStart w:id="12" w:name="Xc2fae2ad19a9bad1c8722797db5b0c158274f18"/>
+    <w:bookmarkStart w:id="15" w:name="Xc2fae2ad19a9bad1c8722797db5b0c158274f18"/>
     <w:p>
       <w:pPr>
         <w:pStyle w:val="Heading2"/>
@@ -1198,24 +1198,74 @@
       <w:r>
         <w:t xml:space="preserve">vidi sequence dijagram u</w:t>
       </w:r>
+    </w:p>
+    <w:p>
+      <w:pPr>
+        <w:pStyle w:val="BodyText"/>
+      </w:pPr>
+      <w:r>
+        <w:drawing>
+          <wp:inline>
+            <wp:extent cx="5334000" cy="2541305"/>
+            <wp:effectExtent b="0" l="0" r="0" t="0"/>
+            <wp:docPr descr="Slika 2: Sequence dijagram UC5 — async OCR upload + sync submit" title="" id="13" name="Picture"/>
+            <a:graphic>
+              <a:graphicData uri="http://schemas.openxmlformats.org/drawingml/2006/picture">
+                <pic:pic>
+                  <pic:nvPicPr>
+                    <pic:cNvPr descr="uml/render/02-sequence-uc5.png" id="14" name="Picture"/>
+                    <pic:cNvPicPr>
+                      <a:picLocks noChangeArrowheads="1" noChangeAspect="1"/>
+                    </pic:cNvPicPr>
+                  </pic:nvPicPr>
+                  <pic:blipFill>
+                    <a:blip r:embed="rId12"/>
+                    <a:stretch>
+                      <a:fillRect/>
+                    </a:stretch>
+                  </pic:blipFill>
+                  <pic:spPr bwMode="auto">
+                    <a:xfrm>
+                      <a:off x="0" y="0"/>
+                      <a:ext cx="5334000" cy="2541305"/>
+                    </a:xfrm>
+                    <a:prstGeom prst="rect">
+                      <a:avLst/>
+                    </a:prstGeom>
+                    <a:noFill/>
+                    <a:ln w="9525">
+                      <a:noFill/>
+                      <a:headEnd/>
+                      <a:tailEnd/>
+                    </a:ln>
+                  </pic:spPr>
+                </pic:pic>
+              </a:graphicData>
+            </a:graphic>
+          </wp:inline>
+        </w:drawing>
+      </w:r>
+    </w:p>
+    <w:p>
+      <w:pPr>
+        <w:pStyle w:val="BodyText"/>
+      </w:pPr>
+      <w:r>
+        <w:rPr>
+          <w:i/>
+          <w:iCs/>
+        </w:rPr>
+        <w:t xml:space="preserve">Slika 2: Sequence dijagram UC5 — async OCR upload + sync submit</w:t>
+      </w:r>
       <w:r>
         <w:t xml:space="preserve"> </w:t>
       </w:r>
       <w:r>
-        <w:rPr>
-          <w:rStyle w:val="VerbatimChar"/>
-        </w:rPr>
-        <w:t xml:space="preserve">uml/02-sequence-uc5.puml</w:t>
-      </w:r>
-      <w:r>
-        <w:t xml:space="preserve"> </w:t>
-      </w:r>
-      <w:r>
         <w:t xml:space="preserve">i spec §5.5.</w:t>
       </w:r>
     </w:p>
-    <w:bookmarkEnd w:id="12"/>
-    <w:bookmarkStart w:id="13" w:name="X7c95f8746d9722a95ba97508dc46c3aa6a9e92f"/>
+    <w:bookmarkEnd w:id="15"/>
+    <w:bookmarkStart w:id="19" w:name="X7c95f8746d9722a95ba97508dc46c3aa6a9e92f"/>
     <w:p>
       <w:pPr>
         <w:pStyle w:val="Heading2"/>
@@ -1266,14 +1316,67 @@
       <w:r>
         <w:t xml:space="preserve">vidi</w:t>
       </w:r>
+    </w:p>
+    <w:p>
+      <w:pPr>
+        <w:pStyle w:val="BodyText"/>
+      </w:pPr>
+      <w:r>
+        <w:drawing>
+          <wp:inline>
+            <wp:extent cx="5334000" cy="2577214"/>
+            <wp:effectExtent b="0" l="0" r="0" t="0"/>
+            <wp:docPr descr="Slika 1: Klasni dijagram — domain model" title="" id="17" name="Picture"/>
+            <a:graphic>
+              <a:graphicData uri="http://schemas.openxmlformats.org/drawingml/2006/picture">
+                <pic:pic>
+                  <pic:nvPicPr>
+                    <pic:cNvPr descr="uml/render/01-klasni-dijagram.png" id="18" name="Picture"/>
+                    <pic:cNvPicPr>
+                      <a:picLocks noChangeArrowheads="1" noChangeAspect="1"/>
+                    </pic:cNvPicPr>
+                  </pic:nvPicPr>
+                  <pic:blipFill>
+                    <a:blip r:embed="rId16"/>
+                    <a:stretch>
+                      <a:fillRect/>
+                    </a:stretch>
+                  </pic:blipFill>
+                  <pic:spPr bwMode="auto">
+                    <a:xfrm>
+                      <a:off x="0" y="0"/>
+                      <a:ext cx="5334000" cy="2577214"/>
+                    </a:xfrm>
+                    <a:prstGeom prst="rect">
+                      <a:avLst/>
+                    </a:prstGeom>
+                    <a:noFill/>
+                    <a:ln w="9525">
+                      <a:noFill/>
+                      <a:headEnd/>
+                      <a:tailEnd/>
+                    </a:ln>
+                  </pic:spPr>
+                </pic:pic>
+              </a:graphicData>
+            </a:graphic>
+          </wp:inline>
+        </w:drawing>
+      </w:r>
+    </w:p>
+    <w:p>
+      <w:pPr>
+        <w:pStyle w:val="BodyText"/>
+      </w:pPr>
+      <w:r>
+        <w:rPr>
+          <w:i/>
+          <w:iCs/>
+        </w:rPr>
+        <w:t xml:space="preserve">Slika 1: Klasni dijagram — domain model</w:t>
+      </w:r>
       <w:r>
         <w:t xml:space="preserve"> </w:t>
-      </w:r>
-      <w:r>
-        <w:rPr>
-          <w:rStyle w:val="VerbatimChar"/>
-        </w:rPr>
-        <w:t xml:space="preserve">uml/01-klasni-dijagram.puml</w:t>
       </w:r>
       <w:r>
         <w:t xml:space="preserve">.</w:t>
@@ -1516,8 +1619,8 @@
         <w:t xml:space="preserve">professor.name</w:t>
       </w:r>
     </w:p>
-    <w:bookmarkEnd w:id="13"/>
-    <w:bookmarkStart w:id="14" w:name="Xf050d9152904dfbe382d342525abf23a73833e9"/>
+    <w:bookmarkEnd w:id="19"/>
+    <w:bookmarkStart w:id="20" w:name="Xf050d9152904dfbe382d342525abf23a73833e9"/>
     <w:p>
       <w:pPr>
         <w:pStyle w:val="Heading2"/>
@@ -2027,8 +2130,8 @@
         <w:t xml:space="preserve">Detalje vidi u spec §13 (security + permissions).</w:t>
       </w:r>
     </w:p>
-    <w:bookmarkEnd w:id="14"/>
-    <w:bookmarkStart w:id="15" w:name="X5a53afb1397e629978cdef87f2c408c8346a3b5"/>
+    <w:bookmarkEnd w:id="20"/>
+    <w:bookmarkStart w:id="21" w:name="X5a53afb1397e629978cdef87f2c408c8346a3b5"/>
     <w:p>
       <w:pPr>
         <w:pStyle w:val="Heading2"/>
@@ -2201,8 +2304,8 @@
         <w:t xml:space="preserve">Audit log retention — predloženo 5 godina, van scope-a</w:t>
       </w:r>
     </w:p>
-    <w:bookmarkEnd w:id="15"/>
-    <w:bookmarkStart w:id="16" w:name="diff-naspram-originalnog-izvještavanja"/>
+    <w:bookmarkEnd w:id="21"/>
+    <w:bookmarkStart w:id="22" w:name="diff-naspram-originalnog-izvještavanja"/>
     <w:p>
       <w:pPr>
         <w:pStyle w:val="Heading2"/>
@@ -2566,8 +2669,8 @@
         </w:tc>
       </w:tr>
     </w:tbl>
-    <w:bookmarkEnd w:id="16"/>
-    <w:bookmarkEnd w:id="17"/>
+    <w:bookmarkEnd w:id="22"/>
+    <w:bookmarkEnd w:id="23"/>
     <w:sectPr>
       <w:footnotePr>
         <w:numRestart w:val="eachSect"/>

--- a/docs/zavrsni-izvjestaj/01-vizija-i-analiza.docx
+++ b/docs/zavrsni-izvjestaj/01-vizija-i-analiza.docx
@@ -28,7 +28,7 @@
         </w:p>
       </w:sdtContent>
     </w:sdt>
-    <w:bookmarkStart w:id="23" w:name="Xea6a6a1c355e6d391d1526eb40f001fa448b692"/>
+    <w:bookmarkStart w:id="25" w:name="Xea6a6a1c355e6d391d1526eb40f001fa448b692"/>
     <w:p>
       <w:pPr>
         <w:pStyle w:val="Heading1"/>
@@ -1265,7 +1265,7 @@
       </w:r>
     </w:p>
     <w:bookmarkEnd w:id="15"/>
-    <w:bookmarkStart w:id="19" w:name="X7c95f8746d9722a95ba97508dc46c3aa6a9e92f"/>
+    <w:bookmarkStart w:id="16" w:name="X343cdc4dfc873995c6c42cec2cd407f77959d22"/>
     <w:p>
       <w:pPr>
         <w:pStyle w:val="Heading2"/>
@@ -1275,6 +1275,4301 @@
           <w:rStyle w:val="SectionNumber"/>
         </w:rPr>
         <w:t xml:space="preserve">1.5</w:t>
+      </w:r>
+      <w:r>
+        <w:tab/>
+      </w:r>
+      <w:r>
+        <w:t xml:space="preserve">4a. Fully dressed Use Case: UC5 — Prijava ekipe za takmičenje</w:t>
+      </w:r>
+    </w:p>
+    <w:p>
+      <w:pPr>
+        <w:pStyle w:val="BlockText"/>
+      </w:pPr>
+      <w:r>
+        <w:t xml:space="preserve">Format po Alistair Cockburn (RUP standard). Centralni UC sistema — orkestriše 7 entiteta i uključuje OCR pipeline (UC6).</w:t>
+      </w:r>
+    </w:p>
+    <w:p>
+      <w:pPr>
+        <w:pStyle w:val="FirstParagraph"/>
+      </w:pPr>
+      <w:r>
+        <w:rPr>
+          <w:b/>
+          <w:bCs/>
+        </w:rPr>
+        <w:t xml:space="preserve">ID i naziv:</w:t>
+      </w:r>
+      <w:r>
+        <w:t xml:space="preserve"> </w:t>
+      </w:r>
+      <w:r>
+        <w:t xml:space="preserve">UC5 — Prijaviti ekipu za takmičenje</w:t>
+      </w:r>
+    </w:p>
+    <w:p>
+      <w:pPr>
+        <w:pStyle w:val="BodyText"/>
+      </w:pPr>
+      <w:r>
+        <w:rPr>
+          <w:b/>
+          <w:bCs/>
+        </w:rPr>
+        <w:t xml:space="preserve">Cilj u kontekstu:</w:t>
+      </w:r>
+      <w:r>
+        <w:t xml:space="preserve"> </w:t>
+      </w:r>
+      <w:r>
+        <w:t xml:space="preserve">Profesor digitalno prijavljuje ekipu svoje škole za konkretno sportsko takmičenje, sa potpunom evidencijom članova i ljekarskih potvrda.</w:t>
+      </w:r>
+    </w:p>
+    <w:p>
+      <w:pPr>
+        <w:pStyle w:val="BodyText"/>
+      </w:pPr>
+      <w:r>
+        <w:rPr>
+          <w:b/>
+          <w:bCs/>
+        </w:rPr>
+        <w:t xml:space="preserve">Obim (scope):</w:t>
+      </w:r>
+      <w:r>
+        <w:t xml:space="preserve"> </w:t>
+      </w:r>
+      <w:r>
+        <w:t xml:space="preserve">Sistem školskog sporta CG (web aplikacija)</w:t>
+      </w:r>
+    </w:p>
+    <w:p>
+      <w:pPr>
+        <w:pStyle w:val="BodyText"/>
+      </w:pPr>
+      <w:r>
+        <w:rPr>
+          <w:b/>
+          <w:bCs/>
+        </w:rPr>
+        <w:t xml:space="preserve">Nivo (level):</w:t>
+      </w:r>
+      <w:r>
+        <w:t xml:space="preserve"> </w:t>
+      </w:r>
+      <w:r>
+        <w:t xml:space="preserve">Korisnički cilj (User-goal level)</w:t>
+      </w:r>
+    </w:p>
+    <w:p>
+      <w:pPr>
+        <w:pStyle w:val="BodyText"/>
+      </w:pPr>
+      <w:r>
+        <w:rPr>
+          <w:b/>
+          <w:bCs/>
+        </w:rPr>
+        <w:t xml:space="preserve">Primarni aktor:</w:t>
+      </w:r>
+      <w:r>
+        <w:t xml:space="preserve"> </w:t>
+      </w:r>
+      <w:r>
+        <w:t xml:space="preserve">Profesor fizičkog vaspitanja</w:t>
+      </w:r>
+    </w:p>
+    <w:p>
+      <w:pPr>
+        <w:pStyle w:val="BodyText"/>
+      </w:pPr>
+      <w:r>
+        <w:rPr>
+          <w:b/>
+          <w:bCs/>
+        </w:rPr>
+        <w:t xml:space="preserve">Stakeholderi i interesi:</w:t>
+      </w:r>
+    </w:p>
+    <w:tbl>
+      <w:tblPr>
+        <w:tblStyle w:val="Table"/>
+        <w:tblW w:type="auto" w:w="0"/>
+        <w:tblLook w:firstRow="1" w:lastRow="0" w:firstColumn="0" w:lastColumn="0" w:noHBand="0" w:noVBand="0" w:val="0020"/>
+      </w:tblPr>
+      <w:tblGrid>
+        <w:gridCol w:w="3960"/>
+        <w:gridCol w:w="3960"/>
+      </w:tblGrid>
+      <w:tr>
+        <w:trPr>
+          <w:tblHeader w:val="on"/>
+        </w:trPr>
+        <w:tc>
+          <w:tcPr/>
+          <w:p>
+            <w:pPr>
+              <w:pStyle w:val="Compact"/>
+            </w:pPr>
+            <w:r>
+              <w:t xml:space="preserve">Stakeholder</w:t>
+            </w:r>
+          </w:p>
+        </w:tc>
+        <w:tc>
+          <w:tcPr/>
+          <w:p>
+            <w:pPr>
+              <w:pStyle w:val="Compact"/>
+            </w:pPr>
+            <w:r>
+              <w:t xml:space="preserve">Interes</w:t>
+            </w:r>
+          </w:p>
+        </w:tc>
+      </w:tr>
+      <w:tr>
+        <w:tc>
+          <w:tcPr/>
+          <w:p>
+            <w:pPr>
+              <w:pStyle w:val="Compact"/>
+            </w:pPr>
+            <w:r>
+              <w:t xml:space="preserve">Profesor</w:t>
+            </w:r>
+          </w:p>
+        </w:tc>
+        <w:tc>
+          <w:tcPr/>
+          <w:p>
+            <w:pPr>
+              <w:pStyle w:val="Compact"/>
+            </w:pPr>
+            <w:r>
+              <w:t xml:space="preserve">Brza prijava bez papirne administracije; vidljiv status validacije ljekarskih potvrda.</w:t>
+            </w:r>
+          </w:p>
+        </w:tc>
+      </w:tr>
+      <w:tr>
+        <w:tc>
+          <w:tcPr/>
+          <w:p>
+            <w:pPr>
+              <w:pStyle w:val="Compact"/>
+            </w:pPr>
+            <w:r>
+              <w:t xml:space="preserve">Učenik (i roditelj)</w:t>
+            </w:r>
+          </w:p>
+        </w:tc>
+        <w:tc>
+          <w:tcPr/>
+          <w:p>
+            <w:pPr>
+              <w:pStyle w:val="Compact"/>
+            </w:pPr>
+            <w:r>
+              <w:t xml:space="preserve">Tačno evidentiran u prijavi; potvrda saglasnosti vidljiva u audit logu.</w:t>
+            </w:r>
+          </w:p>
+        </w:tc>
+      </w:tr>
+      <w:tr>
+        <w:tc>
+          <w:tcPr/>
+          <w:p>
+            <w:pPr>
+              <w:pStyle w:val="Compact"/>
+            </w:pPr>
+            <w:r>
+              <w:t xml:space="preserve">Škola</w:t>
+            </w:r>
+          </w:p>
+        </w:tc>
+        <w:tc>
+          <w:tcPr/>
+          <w:p>
+            <w:pPr>
+              <w:pStyle w:val="Compact"/>
+            </w:pPr>
+            <w:r>
+              <w:t xml:space="preserve">Pravilo "jedna ekipa po školi po takmičenju" poštovano; sva prijava povezana sa školskim profilom.</w:t>
+            </w:r>
+          </w:p>
+        </w:tc>
+      </w:tr>
+      <w:tr>
+        <w:tc>
+          <w:tcPr/>
+          <w:p>
+            <w:pPr>
+              <w:pStyle w:val="Compact"/>
+            </w:pPr>
+            <w:r>
+              <w:t xml:space="preserve">Sportski savez CG (Admin)</w:t>
+            </w:r>
+          </w:p>
+        </w:tc>
+        <w:tc>
+          <w:tcPr/>
+          <w:p>
+            <w:pPr>
+              <w:pStyle w:val="Compact"/>
+            </w:pPr>
+            <w:r>
+              <w:t xml:space="preserve">Centralna evidencija učesnika i automatska validacija potvrda; mogućnost odobrenja/odbijanja prije takmičenja.</w:t>
+            </w:r>
+          </w:p>
+        </w:tc>
+      </w:tr>
+      <w:tr>
+        <w:tc>
+          <w:tcPr/>
+          <w:p>
+            <w:pPr>
+              <w:pStyle w:val="Compact"/>
+            </w:pPr>
+            <w:r>
+              <w:t xml:space="preserve">AZLP (regulator)</w:t>
+            </w:r>
+          </w:p>
+        </w:tc>
+        <w:tc>
+          <w:tcPr/>
+          <w:p>
+            <w:pPr>
+              <w:pStyle w:val="Compact"/>
+            </w:pPr>
+            <w:r>
+              <w:t xml:space="preserve">Svaki pristup podacima maloljetnika logovan u immutable audit log.</w:t>
+            </w:r>
+          </w:p>
+        </w:tc>
+      </w:tr>
+    </w:tbl>
+    <w:p>
+      <w:pPr>
+        <w:pStyle w:val="BodyText"/>
+      </w:pPr>
+      <w:r>
+        <w:rPr>
+          <w:b/>
+          <w:bCs/>
+        </w:rPr>
+        <w:t xml:space="preserve">Preduslovi:</w:t>
+      </w:r>
+    </w:p>
+    <w:p>
+      <w:pPr>
+        <w:pStyle w:val="Compact"/>
+        <w:numPr>
+          <w:ilvl w:val="0"/>
+          <w:numId w:val="1002"/>
+        </w:numPr>
+      </w:pPr>
+      <w:r>
+        <w:t xml:space="preserve">Profesor je prijavljen u sistem (sesija aktivna).</w:t>
+      </w:r>
+    </w:p>
+    <w:p>
+      <w:pPr>
+        <w:pStyle w:val="Compact"/>
+        <w:numPr>
+          <w:ilvl w:val="0"/>
+          <w:numId w:val="1002"/>
+        </w:numPr>
+      </w:pPr>
+      <w:r>
+        <w:t xml:space="preserve">Profesor je</w:t>
+      </w:r>
+      <w:r>
+        <w:t xml:space="preserve"> </w:t>
+      </w:r>
+      <w:r>
+        <w:rPr>
+          <w:rStyle w:val="VerbatimChar"/>
+        </w:rPr>
+        <w:t xml:space="preserve">verified</w:t>
+      </w:r>
+      <w:r>
+        <w:t xml:space="preserve"> </w:t>
+      </w:r>
+      <w:r>
+        <w:t xml:space="preserve">(admin ga je verifikovao kroz UC7).</w:t>
+      </w:r>
+    </w:p>
+    <w:p>
+      <w:pPr>
+        <w:pStyle w:val="Compact"/>
+        <w:numPr>
+          <w:ilvl w:val="0"/>
+          <w:numId w:val="1002"/>
+        </w:numPr>
+      </w:pPr>
+      <w:r>
+        <w:t xml:space="preserve">Profesor je povezan sa konkretnom školom (</w:t>
+      </w:r>
+      <w:r>
+        <w:rPr>
+          <w:rStyle w:val="VerbatimChar"/>
+        </w:rPr>
+        <w:t xml:space="preserve">users.school_id IS NOT NULL</w:t>
+      </w:r>
+      <w:r>
+        <w:t xml:space="preserve">).</w:t>
+      </w:r>
+    </w:p>
+    <w:p>
+      <w:pPr>
+        <w:pStyle w:val="Compact"/>
+        <w:numPr>
+          <w:ilvl w:val="0"/>
+          <w:numId w:val="1002"/>
+        </w:numPr>
+      </w:pPr>
+      <w:r>
+        <w:t xml:space="preserve">Sport postoji u katalogu (</w:t>
+      </w:r>
+      <w:r>
+        <w:rPr>
+          <w:rStyle w:val="VerbatimChar"/>
+        </w:rPr>
+        <w:t xml:space="preserve">sports.deleted_at IS NULL</w:t>
+      </w:r>
+      <w:r>
+        <w:t xml:space="preserve">).</w:t>
+      </w:r>
+    </w:p>
+    <w:p>
+      <w:pPr>
+        <w:pStyle w:val="Compact"/>
+        <w:numPr>
+          <w:ilvl w:val="0"/>
+          <w:numId w:val="1002"/>
+        </w:numPr>
+      </w:pPr>
+      <w:r>
+        <w:t xml:space="preserve">Takmičenje postoji i registracija je otvorena (</w:t>
+      </w:r>
+      <w:r>
+        <w:rPr>
+          <w:rStyle w:val="VerbatimChar"/>
+        </w:rPr>
+        <w:t xml:space="preserve">competitions.status = 'open_registration'</w:t>
+      </w:r>
+      <w:r>
+        <w:t xml:space="preserve">).</w:t>
+      </w:r>
+    </w:p>
+    <w:p>
+      <w:pPr>
+        <w:pStyle w:val="Compact"/>
+        <w:numPr>
+          <w:ilvl w:val="0"/>
+          <w:numId w:val="1002"/>
+        </w:numPr>
+      </w:pPr>
+      <w:r>
+        <w:t xml:space="preserve">Učenici koje profesor želi dodati postoje u sistemu i pripadaju istoj školi.</w:t>
+      </w:r>
+    </w:p>
+    <w:p>
+      <w:pPr>
+        <w:pStyle w:val="Compact"/>
+        <w:numPr>
+          <w:ilvl w:val="0"/>
+          <w:numId w:val="1002"/>
+        </w:numPr>
+      </w:pPr>
+      <w:r>
+        <w:t xml:space="preserve">Škola nije već prijavila ekipu na ovo takmičenje (unique constraint</w:t>
+      </w:r>
+      <w:r>
+        <w:t xml:space="preserve"> </w:t>
+      </w:r>
+      <w:r>
+        <w:rPr>
+          <w:rStyle w:val="VerbatimChar"/>
+        </w:rPr>
+        <w:t xml:space="preserve">competition_id + school_id</w:t>
+      </w:r>
+      <w:r>
+        <w:t xml:space="preserve">).</w:t>
+      </w:r>
+    </w:p>
+    <w:p>
+      <w:pPr>
+        <w:pStyle w:val="FirstParagraph"/>
+      </w:pPr>
+      <w:r>
+        <w:rPr>
+          <w:b/>
+          <w:bCs/>
+        </w:rPr>
+        <w:t xml:space="preserve">Postuslovi (success guarantee):</w:t>
+      </w:r>
+    </w:p>
+    <w:p>
+      <w:pPr>
+        <w:pStyle w:val="Compact"/>
+        <w:numPr>
+          <w:ilvl w:val="0"/>
+          <w:numId w:val="1003"/>
+        </w:numPr>
+      </w:pPr>
+      <w:r>
+        <w:t xml:space="preserve">Kreiran zapis</w:t>
+      </w:r>
+      <w:r>
+        <w:t xml:space="preserve"> </w:t>
+      </w:r>
+      <w:r>
+        <w:rPr>
+          <w:rStyle w:val="VerbatimChar"/>
+        </w:rPr>
+        <w:t xml:space="preserve">Team</w:t>
+      </w:r>
+      <w:r>
+        <w:t xml:space="preserve"> </w:t>
+      </w:r>
+      <w:r>
+        <w:t xml:space="preserve">sa statusom</w:t>
+      </w:r>
+      <w:r>
+        <w:t xml:space="preserve"> </w:t>
+      </w:r>
+      <w:r>
+        <w:rPr>
+          <w:rStyle w:val="VerbatimChar"/>
+        </w:rPr>
+        <w:t xml:space="preserve">submitted</w:t>
+      </w:r>
+      <w:r>
+        <w:t xml:space="preserve"> </w:t>
+      </w:r>
+      <w:r>
+        <w:t xml:space="preserve">(potpisano i predato adminu).</w:t>
+      </w:r>
+    </w:p>
+    <w:p>
+      <w:pPr>
+        <w:pStyle w:val="Compact"/>
+        <w:numPr>
+          <w:ilvl w:val="0"/>
+          <w:numId w:val="1003"/>
+        </w:numPr>
+      </w:pPr>
+      <w:r>
+        <w:t xml:space="preserve">Kreirani</w:t>
+      </w:r>
+      <w:r>
+        <w:t xml:space="preserve"> </w:t>
+      </w:r>
+      <w:r>
+        <w:rPr>
+          <w:rStyle w:val="VerbatimChar"/>
+        </w:rPr>
+        <w:t xml:space="preserve">TeamMember</w:t>
+      </w:r>
+      <w:r>
+        <w:t xml:space="preserve"> </w:t>
+      </w:r>
+      <w:r>
+        <w:t xml:space="preserve">zapisi za svakog učenika.</w:t>
+      </w:r>
+    </w:p>
+    <w:p>
+      <w:pPr>
+        <w:pStyle w:val="Compact"/>
+        <w:numPr>
+          <w:ilvl w:val="0"/>
+          <w:numId w:val="1003"/>
+        </w:numPr>
+      </w:pPr>
+      <w:r>
+        <w:t xml:space="preserve">Svaka</w:t>
+      </w:r>
+      <w:r>
+        <w:t xml:space="preserve"> </w:t>
+      </w:r>
+      <w:r>
+        <w:rPr>
+          <w:rStyle w:val="VerbatimChar"/>
+        </w:rPr>
+        <w:t xml:space="preserve">MedicalCertificate</w:t>
+      </w:r>
+      <w:r>
+        <w:t xml:space="preserve"> </w:t>
+      </w:r>
+      <w:r>
+        <w:t xml:space="preserve">ima status</w:t>
+      </w:r>
+      <w:r>
+        <w:t xml:space="preserve"> </w:t>
+      </w:r>
+      <w:r>
+        <w:rPr>
+          <w:rStyle w:val="VerbatimChar"/>
+        </w:rPr>
+        <w:t xml:space="preserve">valid</w:t>
+      </w:r>
+      <w:r>
+        <w:t xml:space="preserve"> </w:t>
+      </w:r>
+      <w:r>
+        <w:t xml:space="preserve">(OCR uspješno validirao datume i ime).</w:t>
+      </w:r>
+    </w:p>
+    <w:p>
+      <w:pPr>
+        <w:pStyle w:val="Compact"/>
+        <w:numPr>
+          <w:ilvl w:val="0"/>
+          <w:numId w:val="1003"/>
+        </w:numPr>
+      </w:pPr>
+      <w:r>
+        <w:t xml:space="preserve">Fajlovi potvrda sigurno pohranjeni u</w:t>
+      </w:r>
+      <w:r>
+        <w:t xml:space="preserve"> </w:t>
+      </w:r>
+      <w:r>
+        <w:rPr>
+          <w:rStyle w:val="VerbatimChar"/>
+        </w:rPr>
+        <w:t xml:space="preserve">storage/app/private/medical-certificates/{member_id}/{uuid}.pdf</w:t>
+      </w:r>
+      <w:r>
+        <w:t xml:space="preserve">.</w:t>
+      </w:r>
+    </w:p>
+    <w:p>
+      <w:pPr>
+        <w:pStyle w:val="Compact"/>
+        <w:numPr>
+          <w:ilvl w:val="0"/>
+          <w:numId w:val="1003"/>
+        </w:numPr>
+      </w:pPr>
+      <w:r>
+        <w:t xml:space="preserve">Audit log zapisi:</w:t>
+      </w:r>
+      <w:r>
+        <w:t xml:space="preserve"> </w:t>
+      </w:r>
+      <w:r>
+        <w:rPr>
+          <w:rStyle w:val="VerbatimChar"/>
+        </w:rPr>
+        <w:t xml:space="preserve">team.created</w:t>
+      </w:r>
+      <w:r>
+        <w:t xml:space="preserve">,</w:t>
+      </w:r>
+      <w:r>
+        <w:t xml:space="preserve"> </w:t>
+      </w:r>
+      <w:r>
+        <w:rPr>
+          <w:rStyle w:val="VerbatimChar"/>
+        </w:rPr>
+        <w:t xml:space="preserve">team_member.added</w:t>
+      </w:r>
+      <w:r>
+        <w:t xml:space="preserve"> </w:t>
+      </w:r>
+      <w:r>
+        <w:t xml:space="preserve">(xN),</w:t>
+      </w:r>
+      <w:r>
+        <w:t xml:space="preserve"> </w:t>
+      </w:r>
+      <w:r>
+        <w:rPr>
+          <w:rStyle w:val="VerbatimChar"/>
+        </w:rPr>
+        <w:t xml:space="preserve">certificate.uploaded</w:t>
+      </w:r>
+      <w:r>
+        <w:t xml:space="preserve"> </w:t>
+      </w:r>
+      <w:r>
+        <w:t xml:space="preserve">(xN),</w:t>
+      </w:r>
+      <w:r>
+        <w:t xml:space="preserve"> </w:t>
+      </w:r>
+      <w:r>
+        <w:rPr>
+          <w:rStyle w:val="VerbatimChar"/>
+        </w:rPr>
+        <w:t xml:space="preserve">certificate.ocr_completed</w:t>
+      </w:r>
+      <w:r>
+        <w:t xml:space="preserve"> </w:t>
+      </w:r>
+      <w:r>
+        <w:t xml:space="preserve">(xN),</w:t>
+      </w:r>
+      <w:r>
+        <w:t xml:space="preserve"> </w:t>
+      </w:r>
+      <w:r>
+        <w:rPr>
+          <w:rStyle w:val="VerbatimChar"/>
+        </w:rPr>
+        <w:t xml:space="preserve">team.submitted</w:t>
+      </w:r>
+      <w:r>
+        <w:t xml:space="preserve">.</w:t>
+      </w:r>
+    </w:p>
+    <w:p>
+      <w:pPr>
+        <w:pStyle w:val="Compact"/>
+        <w:numPr>
+          <w:ilvl w:val="0"/>
+          <w:numId w:val="1003"/>
+        </w:numPr>
+      </w:pPr>
+      <w:r>
+        <w:t xml:space="preserve">Notifikacija (email + in-app) poslata profesoru i adminu škole.</w:t>
+      </w:r>
+    </w:p>
+    <w:p>
+      <w:pPr>
+        <w:pStyle w:val="Compact"/>
+        <w:numPr>
+          <w:ilvl w:val="0"/>
+          <w:numId w:val="1003"/>
+        </w:numPr>
+      </w:pPr>
+      <w:r>
+        <w:t xml:space="preserve">Status ekipe vidljiv na</w:t>
+      </w:r>
+      <w:r>
+        <w:t xml:space="preserve"> </w:t>
+      </w:r>
+      <w:r>
+        <w:rPr>
+          <w:rStyle w:val="VerbatimChar"/>
+        </w:rPr>
+        <w:t xml:space="preserve">/teams</w:t>
+      </w:r>
+      <w:r>
+        <w:t xml:space="preserve"> </w:t>
+      </w:r>
+      <w:r>
+        <w:t xml:space="preserve">listi profesora i</w:t>
+      </w:r>
+      <w:r>
+        <w:t xml:space="preserve"> </w:t>
+      </w:r>
+      <w:r>
+        <w:rPr>
+          <w:rStyle w:val="VerbatimChar"/>
+        </w:rPr>
+        <w:t xml:space="preserve">/admin/teams</w:t>
+      </w:r>
+      <w:r>
+        <w:t xml:space="preserve"> </w:t>
+      </w:r>
+      <w:r>
+        <w:t xml:space="preserve">adminskom dashboardu.</w:t>
+      </w:r>
+    </w:p>
+    <w:p>
+      <w:pPr>
+        <w:pStyle w:val="FirstParagraph"/>
+      </w:pPr>
+      <w:r>
+        <w:rPr>
+          <w:b/>
+          <w:bCs/>
+        </w:rPr>
+        <w:t xml:space="preserve">Postuslovi (minimal guarantee, ako tok ne završi uspješno):</w:t>
+      </w:r>
+    </w:p>
+    <w:p>
+      <w:pPr>
+        <w:pStyle w:val="Compact"/>
+        <w:numPr>
+          <w:ilvl w:val="0"/>
+          <w:numId w:val="1004"/>
+        </w:numPr>
+      </w:pPr>
+      <w:r>
+        <w:t xml:space="preserve">Ako profesor odustane prije submita:</w:t>
+      </w:r>
+      <w:r>
+        <w:t xml:space="preserve"> </w:t>
+      </w:r>
+      <w:r>
+        <w:rPr>
+          <w:rStyle w:val="VerbatimChar"/>
+        </w:rPr>
+        <w:t xml:space="preserve">Team.status = 'draft'</w:t>
+      </w:r>
+      <w:r>
+        <w:t xml:space="preserve"> </w:t>
+      </w:r>
+      <w:r>
+        <w:t xml:space="preserve">ostaje u bazi i može se nastaviti kasnije ili izbrisati.</w:t>
+      </w:r>
+    </w:p>
+    <w:p>
+      <w:pPr>
+        <w:pStyle w:val="Compact"/>
+        <w:numPr>
+          <w:ilvl w:val="0"/>
+          <w:numId w:val="1004"/>
+        </w:numPr>
+      </w:pPr>
+      <w:r>
+        <w:t xml:space="preserve">Storage fajlovi privremeno učitanih potvrda ostaju do</w:t>
+      </w:r>
+      <w:r>
+        <w:t xml:space="preserve"> </w:t>
+      </w:r>
+      <w:r>
+        <w:rPr>
+          <w:rStyle w:val="VerbatimChar"/>
+        </w:rPr>
+        <w:t xml:space="preserve">Team.delete()</w:t>
+      </w:r>
+      <w:r>
+        <w:t xml:space="preserve"> </w:t>
+      </w:r>
+      <w:r>
+        <w:t xml:space="preserve">(Eloquent observer briše fajl).</w:t>
+      </w:r>
+    </w:p>
+    <w:p>
+      <w:pPr>
+        <w:pStyle w:val="Compact"/>
+        <w:numPr>
+          <w:ilvl w:val="0"/>
+          <w:numId w:val="1004"/>
+        </w:numPr>
+      </w:pPr>
+      <w:r>
+        <w:t xml:space="preserve">Audit log zapisi za sve već urađene korake ostaju (append-only).</w:t>
+      </w:r>
+    </w:p>
+    <w:p>
+      <w:pPr>
+        <w:pStyle w:val="FirstParagraph"/>
+      </w:pPr>
+      <w:r>
+        <w:rPr>
+          <w:b/>
+          <w:bCs/>
+        </w:rPr>
+        <w:t xml:space="preserve">Trigger:</w:t>
+      </w:r>
+      <w:r>
+        <w:t xml:space="preserve"> </w:t>
+      </w:r>
+      <w:r>
+        <w:t xml:space="preserve">Profesor klikne "Prijavi ekipu na ovo takmičenje" na stranici</w:t>
+      </w:r>
+      <w:r>
+        <w:t xml:space="preserve"> </w:t>
+      </w:r>
+      <w:r>
+        <w:rPr>
+          <w:rStyle w:val="VerbatimChar"/>
+        </w:rPr>
+        <w:t xml:space="preserve">/competitions/{slug}</w:t>
+      </w:r>
+      <w:r>
+        <w:t xml:space="preserve"> </w:t>
+      </w:r>
+      <w:r>
+        <w:t xml:space="preserve">(ili "Nova prijava ekipe" sa dashboard-a).</w:t>
+      </w:r>
+    </w:p>
+    <w:p>
+      <w:pPr>
+        <w:pStyle w:val="BodyText"/>
+      </w:pPr>
+      <w:r>
+        <w:rPr>
+          <w:b/>
+          <w:bCs/>
+        </w:rPr>
+        <w:t xml:space="preserve">Glavni tok (Main Success Scenario):</w:t>
+      </w:r>
+    </w:p>
+    <w:p>
+      <w:pPr>
+        <w:pStyle w:val="Compact"/>
+        <w:numPr>
+          <w:ilvl w:val="0"/>
+          <w:numId w:val="1005"/>
+        </w:numPr>
+      </w:pPr>
+      <w:r>
+        <w:t xml:space="preserve">Profesor otvori stranicu takmičenja</w:t>
+      </w:r>
+      <w:r>
+        <w:t xml:space="preserve"> </w:t>
+      </w:r>
+      <w:r>
+        <w:rPr>
+          <w:rStyle w:val="VerbatimChar"/>
+        </w:rPr>
+        <w:t xml:space="preserve">/competitions/{slug}</w:t>
+      </w:r>
+      <w:r>
+        <w:t xml:space="preserve"> </w:t>
+      </w:r>
+      <w:r>
+        <w:t xml:space="preserve">i klikne CTA dugme "Prijavi ekipu".</w:t>
+      </w:r>
+    </w:p>
+    <w:p>
+      <w:pPr>
+        <w:pStyle w:val="Compact"/>
+        <w:numPr>
+          <w:ilvl w:val="0"/>
+          <w:numId w:val="1005"/>
+        </w:numPr>
+      </w:pPr>
+      <w:r>
+        <w:t xml:space="preserve">Sistem provjeri da profesor zadovoljava preduslove (verified, ima school_id, registracija otvorena, škola nije već prijavljena).</w:t>
+      </w:r>
+    </w:p>
+    <w:p>
+      <w:pPr>
+        <w:pStyle w:val="Compact"/>
+        <w:numPr>
+          <w:ilvl w:val="0"/>
+          <w:numId w:val="1005"/>
+        </w:numPr>
+      </w:pPr>
+      <w:r>
+        <w:t xml:space="preserve">Sistem kreira</w:t>
+      </w:r>
+      <w:r>
+        <w:t xml:space="preserve"> </w:t>
+      </w:r>
+      <w:r>
+        <w:rPr>
+          <w:rStyle w:val="VerbatimChar"/>
+        </w:rPr>
+        <w:t xml:space="preserve">Team</w:t>
+      </w:r>
+      <w:r>
+        <w:t xml:space="preserve"> </w:t>
+      </w:r>
+      <w:r>
+        <w:t xml:space="preserve">zapis sa</w:t>
+      </w:r>
+      <w:r>
+        <w:t xml:space="preserve"> </w:t>
+      </w:r>
+      <w:r>
+        <w:rPr>
+          <w:rStyle w:val="VerbatimChar"/>
+        </w:rPr>
+        <w:t xml:space="preserve">status='draft'</w:t>
+      </w:r>
+      <w:r>
+        <w:t xml:space="preserve"> </w:t>
+      </w:r>
+      <w:r>
+        <w:t xml:space="preserve">i preusmjeri profesora na</w:t>
+      </w:r>
+      <w:r>
+        <w:t xml:space="preserve"> </w:t>
+      </w:r>
+      <w:r>
+        <w:rPr>
+          <w:rStyle w:val="VerbatimChar"/>
+        </w:rPr>
+        <w:t xml:space="preserve">/teams/{id}/edit</w:t>
+      </w:r>
+      <w:r>
+        <w:t xml:space="preserve">.</w:t>
+      </w:r>
+    </w:p>
+    <w:p>
+      <w:pPr>
+        <w:pStyle w:val="Compact"/>
+        <w:numPr>
+          <w:ilvl w:val="0"/>
+          <w:numId w:val="1005"/>
+        </w:numPr>
+      </w:pPr>
+      <w:r>
+        <w:t xml:space="preserve">Sistem prikazuje formu sa: imenom takmičenja, sportom, dozvoljenim brojem članova (</w:t>
+      </w:r>
+      <w:r>
+        <w:rPr>
+          <w:rStyle w:val="VerbatimChar"/>
+        </w:rPr>
+        <w:t xml:space="preserve">sport.members_count + sport.substitutes_count</w:t>
+      </w:r>
+      <w:r>
+        <w:t xml:space="preserve">) i praznom listom članova.</w:t>
+      </w:r>
+    </w:p>
+    <w:p>
+      <w:pPr>
+        <w:pStyle w:val="Compact"/>
+        <w:numPr>
+          <w:ilvl w:val="0"/>
+          <w:numId w:val="1005"/>
+        </w:numPr>
+      </w:pPr>
+      <w:r>
+        <w:t xml:space="preserve">Profesor klikne na MultiSelect "Dodaj učenika" i pretražuje učenike po imenu / razredu / JMB-u.</w:t>
+      </w:r>
+    </w:p>
+    <w:p>
+      <w:pPr>
+        <w:pStyle w:val="Compact"/>
+        <w:numPr>
+          <w:ilvl w:val="0"/>
+          <w:numId w:val="1005"/>
+        </w:numPr>
+      </w:pPr>
+      <w:r>
+        <w:t xml:space="preserve">Sistem prikazuje samo</w:t>
+      </w:r>
+      <w:r>
+        <w:t xml:space="preserve"> </w:t>
+      </w:r>
+      <w:r>
+        <w:rPr>
+          <w:rStyle w:val="VerbatimChar"/>
+        </w:rPr>
+        <w:t xml:space="preserve">verified</w:t>
+      </w:r>
+      <w:r>
+        <w:t xml:space="preserve"> </w:t>
+      </w:r>
+      <w:r>
+        <w:t xml:space="preserve">(ili</w:t>
+      </w:r>
+      <w:r>
+        <w:t xml:space="preserve"> </w:t>
+      </w:r>
+      <w:r>
+        <w:rPr>
+          <w:rStyle w:val="VerbatimChar"/>
+        </w:rPr>
+        <w:t xml:space="preserve">unverified</w:t>
+      </w:r>
+      <w:r>
+        <w:t xml:space="preserve"> </w:t>
+      </w:r>
+      <w:r>
+        <w:t xml:space="preserve">sa upozorenjem) učenike iz iste škole, isključujući već dodate.</w:t>
+      </w:r>
+    </w:p>
+    <w:p>
+      <w:pPr>
+        <w:pStyle w:val="Compact"/>
+        <w:numPr>
+          <w:ilvl w:val="0"/>
+          <w:numId w:val="1005"/>
+        </w:numPr>
+      </w:pPr>
+      <w:r>
+        <w:t xml:space="preserve">Profesor selektuje učenika i klikne "Dodaj (N)".</w:t>
+      </w:r>
+    </w:p>
+    <w:p>
+      <w:pPr>
+        <w:pStyle w:val="Compact"/>
+        <w:numPr>
+          <w:ilvl w:val="0"/>
+          <w:numId w:val="1005"/>
+        </w:numPr>
+      </w:pPr>
+      <w:r>
+        <w:t xml:space="preserve">Sistem kreira</w:t>
+      </w:r>
+      <w:r>
+        <w:t xml:space="preserve"> </w:t>
+      </w:r>
+      <w:r>
+        <w:rPr>
+          <w:rStyle w:val="VerbatimChar"/>
+        </w:rPr>
+        <w:t xml:space="preserve">TeamMember</w:t>
+      </w:r>
+      <w:r>
+        <w:t xml:space="preserve"> </w:t>
+      </w:r>
+      <w:r>
+        <w:t xml:space="preserve">zapis i ažurira UI sa novim članom (chip "Bez potvrde", dugme "Upload potvrdu").</w:t>
+      </w:r>
+    </w:p>
+    <w:p>
+      <w:pPr>
+        <w:pStyle w:val="Compact"/>
+        <w:numPr>
+          <w:ilvl w:val="0"/>
+          <w:numId w:val="1005"/>
+        </w:numPr>
+      </w:pPr>
+      <w:r>
+        <w:t xml:space="preserve">Profesor klikne "Upload potvrdu" na članovom redu i odabere PDF/JPG/PNG fajl ljekarske potvrde.</w:t>
+      </w:r>
+    </w:p>
+    <w:p>
+      <w:pPr>
+        <w:pStyle w:val="Compact"/>
+        <w:numPr>
+          <w:ilvl w:val="0"/>
+          <w:numId w:val="1005"/>
+        </w:numPr>
+      </w:pPr>
+      <w:r>
+        <w:t xml:space="preserve">Sistem validira MIME tip i veličinu (max 10 MB), pohranjuje fajl u</w:t>
+      </w:r>
+      <w:r>
+        <w:t xml:space="preserve"> </w:t>
+      </w:r>
+      <w:r>
+        <w:rPr>
+          <w:rStyle w:val="VerbatimChar"/>
+        </w:rPr>
+        <w:t xml:space="preserve">storage/app/private/medical-certificates/{member_id}/{uuid}.{ext}</w:t>
+      </w:r>
+      <w:r>
+        <w:t xml:space="preserve">, kreira</w:t>
+      </w:r>
+      <w:r>
+        <w:t xml:space="preserve"> </w:t>
+      </w:r>
+      <w:r>
+        <w:rPr>
+          <w:rStyle w:val="VerbatimChar"/>
+        </w:rPr>
+        <w:t xml:space="preserve">MedicalCertificate</w:t>
+      </w:r>
+      <w:r>
+        <w:t xml:space="preserve"> </w:t>
+      </w:r>
+      <w:r>
+        <w:t xml:space="preserve">zapis sa</w:t>
+      </w:r>
+      <w:r>
+        <w:t xml:space="preserve"> </w:t>
+      </w:r>
+      <w:r>
+        <w:rPr>
+          <w:rStyle w:val="VerbatimChar"/>
+        </w:rPr>
+        <w:t xml:space="preserve">status='pending'</w:t>
+      </w:r>
+      <w:r>
+        <w:t xml:space="preserve">.</w:t>
+      </w:r>
+    </w:p>
+    <w:p>
+      <w:pPr>
+        <w:pStyle w:val="Compact"/>
+        <w:numPr>
+          <w:ilvl w:val="0"/>
+          <w:numId w:val="1005"/>
+        </w:numPr>
+      </w:pPr>
+      <w:r>
+        <w:t xml:space="preserve">Sistem dispatch-uje</w:t>
+      </w:r>
+      <w:r>
+        <w:t xml:space="preserve"> </w:t>
+      </w:r>
+      <w:r>
+        <w:rPr>
+          <w:rStyle w:val="VerbatimChar"/>
+        </w:rPr>
+        <w:t xml:space="preserve">ValidateMedicalCertificateJob</w:t>
+      </w:r>
+      <w:r>
+        <w:t xml:space="preserve"> </w:t>
+      </w:r>
+      <w:r>
+        <w:t xml:space="preserve">u</w:t>
+      </w:r>
+      <w:r>
+        <w:t xml:space="preserve"> </w:t>
+      </w:r>
+      <w:r>
+        <w:rPr>
+          <w:rStyle w:val="VerbatimChar"/>
+        </w:rPr>
+        <w:t xml:space="preserve">ocr</w:t>
+      </w:r>
+      <w:r>
+        <w:t xml:space="preserve"> </w:t>
+      </w:r>
+      <w:r>
+        <w:t xml:space="preserve">queue (asinhrono, ne blokira UI).</w:t>
+      </w:r>
+    </w:p>
+    <w:p>
+      <w:pPr>
+        <w:pStyle w:val="Compact"/>
+        <w:numPr>
+          <w:ilvl w:val="0"/>
+          <w:numId w:val="1005"/>
+        </w:numPr>
+      </w:pPr>
+      <w:r>
+        <w:t xml:space="preserve">UC6 — Queue worker procesira job: poziva</w:t>
+      </w:r>
+      <w:r>
+        <w:t xml:space="preserve"> </w:t>
+      </w:r>
+      <w:r>
+        <w:rPr>
+          <w:rStyle w:val="VerbatimChar"/>
+        </w:rPr>
+        <w:t xml:space="preserve">OcrAdapter::extract($path, $originalFilename)</w:t>
+      </w:r>
+      <w:r>
+        <w:t xml:space="preserve">, parsira datum isteka i ime, postavlja</w:t>
+      </w:r>
+      <w:r>
+        <w:t xml:space="preserve"> </w:t>
+      </w:r>
+      <w:r>
+        <w:rPr>
+          <w:rStyle w:val="VerbatimChar"/>
+        </w:rPr>
+        <w:t xml:space="preserve">MedicalCertificate.status</w:t>
+      </w:r>
+      <w:r>
+        <w:t xml:space="preserve"> </w:t>
+      </w:r>
+      <w:r>
+        <w:t xml:space="preserve">na</w:t>
+      </w:r>
+      <w:r>
+        <w:t xml:space="preserve"> </w:t>
+      </w:r>
+      <w:r>
+        <w:rPr>
+          <w:rStyle w:val="VerbatimChar"/>
+        </w:rPr>
+        <w:t xml:space="preserve">valid</w:t>
+      </w:r>
+      <w:r>
+        <w:t xml:space="preserve"> </w:t>
+      </w:r>
+      <w:r>
+        <w:t xml:space="preserve">/</w:t>
+      </w:r>
+      <w:r>
+        <w:t xml:space="preserve"> </w:t>
+      </w:r>
+      <w:r>
+        <w:rPr>
+          <w:rStyle w:val="VerbatimChar"/>
+        </w:rPr>
+        <w:t xml:space="preserve">expired</w:t>
+      </w:r>
+      <w:r>
+        <w:t xml:space="preserve"> </w:t>
+      </w:r>
+      <w:r>
+        <w:t xml:space="preserve">/</w:t>
+      </w:r>
+      <w:r>
+        <w:t xml:space="preserve"> </w:t>
+      </w:r>
+      <w:r>
+        <w:rPr>
+          <w:rStyle w:val="VerbatimChar"/>
+        </w:rPr>
+        <w:t xml:space="preserve">invalid</w:t>
+      </w:r>
+      <w:r>
+        <w:t xml:space="preserve"> </w:t>
+      </w:r>
+      <w:r>
+        <w:t xml:space="preserve">/</w:t>
+      </w:r>
+      <w:r>
+        <w:t xml:space="preserve"> </w:t>
+      </w:r>
+      <w:r>
+        <w:rPr>
+          <w:rStyle w:val="VerbatimChar"/>
+        </w:rPr>
+        <w:t xml:space="preserve">manual_review</w:t>
+      </w:r>
+      <w:r>
+        <w:t xml:space="preserve">.</w:t>
+      </w:r>
+    </w:p>
+    <w:p>
+      <w:pPr>
+        <w:pStyle w:val="Compact"/>
+        <w:numPr>
+          <w:ilvl w:val="0"/>
+          <w:numId w:val="1005"/>
+        </w:numPr>
+      </w:pPr>
+      <w:r>
+        <w:t xml:space="preserve">Profesor osvježi stranicu (ili polling) — vidi novi status badge (npr. "Validna").</w:t>
+      </w:r>
+    </w:p>
+    <w:p>
+      <w:pPr>
+        <w:pStyle w:val="Compact"/>
+        <w:numPr>
+          <w:ilvl w:val="0"/>
+          <w:numId w:val="1005"/>
+        </w:numPr>
+      </w:pPr>
+      <w:r>
+        <w:t xml:space="preserve">Koraci 5–13 se ponavljaju dok ekipa nema potreban broj članova (sport-specific: stoni tenis 1, košarka 5–10, atletika 1–N).</w:t>
+      </w:r>
+    </w:p>
+    <w:p>
+      <w:pPr>
+        <w:pStyle w:val="Compact"/>
+        <w:numPr>
+          <w:ilvl w:val="0"/>
+          <w:numId w:val="1005"/>
+        </w:numPr>
+      </w:pPr>
+      <w:r>
+        <w:t xml:space="preserve">Profesor klikne "Pregled i potpis" → sistem preusmjeri na</w:t>
+      </w:r>
+      <w:r>
+        <w:t xml:space="preserve"> </w:t>
+      </w:r>
+      <w:r>
+        <w:rPr>
+          <w:rStyle w:val="VerbatimChar"/>
+        </w:rPr>
+        <w:t xml:space="preserve">/teams/{id}/review</w:t>
+      </w:r>
+      <w:r>
+        <w:t xml:space="preserve">.</w:t>
+      </w:r>
+    </w:p>
+    <w:p>
+      <w:pPr>
+        <w:pStyle w:val="Compact"/>
+        <w:numPr>
+          <w:ilvl w:val="0"/>
+          <w:numId w:val="1005"/>
+        </w:numPr>
+      </w:pPr>
+      <w:r>
+        <w:t xml:space="preserve">Sistem prikazuje pregled prijave + form sa Input "Potpis" (placeholder = registrovano ime profesora).</w:t>
+      </w:r>
+    </w:p>
+    <w:p>
+      <w:pPr>
+        <w:pStyle w:val="Compact"/>
+        <w:numPr>
+          <w:ilvl w:val="0"/>
+          <w:numId w:val="1005"/>
+        </w:numPr>
+      </w:pPr>
+      <w:r>
+        <w:t xml:space="preserve">Profesor unese svoje puno ime kao potpis (mora se podudarati sa</w:t>
+      </w:r>
+      <w:r>
+        <w:t xml:space="preserve"> </w:t>
+      </w:r>
+      <w:r>
+        <w:rPr>
+          <w:rStyle w:val="VerbatimChar"/>
+        </w:rPr>
+        <w:t xml:space="preserve">users.name</w:t>
+      </w:r>
+      <w:r>
+        <w:t xml:space="preserve">) i klikne "Potpiši i predaj".</w:t>
+      </w:r>
+    </w:p>
+    <w:p>
+      <w:pPr>
+        <w:pStyle w:val="Compact"/>
+        <w:numPr>
+          <w:ilvl w:val="0"/>
+          <w:numId w:val="1005"/>
+        </w:numPr>
+      </w:pPr>
+      <w:r>
+        <w:t xml:space="preserve">Sistem validira potpis (string equality), provjerava da</w:t>
+      </w:r>
+      <w:r>
+        <w:t xml:space="preserve"> </w:t>
+      </w:r>
+      <w:r>
+        <w:rPr>
+          <w:rStyle w:val="VerbatimChar"/>
+        </w:rPr>
+        <w:t xml:space="preserve">allValid = members.every(m =&gt; cert.status === 'valid')</w:t>
+      </w:r>
+      <w:r>
+        <w:t xml:space="preserve">, da</w:t>
+      </w:r>
+      <w:r>
+        <w:t xml:space="preserve"> </w:t>
+      </w:r>
+      <w:r>
+        <w:rPr>
+          <w:rStyle w:val="VerbatimChar"/>
+        </w:rPr>
+        <w:t xml:space="preserve">inRange = members.length BETWEEN sport.members_count AND sport.members_count + sport.substitutes_count</w:t>
+      </w:r>
+      <w:r>
+        <w:t xml:space="preserve">.</w:t>
+      </w:r>
+    </w:p>
+    <w:p>
+      <w:pPr>
+        <w:pStyle w:val="Compact"/>
+        <w:numPr>
+          <w:ilvl w:val="0"/>
+          <w:numId w:val="1005"/>
+        </w:numPr>
+      </w:pPr>
+      <w:r>
+        <w:t xml:space="preserve">Sistem postavi</w:t>
+      </w:r>
+      <w:r>
+        <w:t xml:space="preserve"> </w:t>
+      </w:r>
+      <w:r>
+        <w:rPr>
+          <w:rStyle w:val="VerbatimChar"/>
+        </w:rPr>
+        <w:t xml:space="preserve">Team.status = 'submitted'</w:t>
+      </w:r>
+      <w:r>
+        <w:t xml:space="preserve">,</w:t>
+      </w:r>
+      <w:r>
+        <w:t xml:space="preserve"> </w:t>
+      </w:r>
+      <w:r>
+        <w:rPr>
+          <w:rStyle w:val="VerbatimChar"/>
+        </w:rPr>
+        <w:t xml:space="preserve">Team.signature = potpis</w:t>
+      </w:r>
+      <w:r>
+        <w:t xml:space="preserve">,</w:t>
+      </w:r>
+      <w:r>
+        <w:t xml:space="preserve"> </w:t>
+      </w:r>
+      <w:r>
+        <w:rPr>
+          <w:rStyle w:val="VerbatimChar"/>
+        </w:rPr>
+        <w:t xml:space="preserve">Team.signed_at = now()</w:t>
+      </w:r>
+      <w:r>
+        <w:t xml:space="preserve">,</w:t>
+      </w:r>
+      <w:r>
+        <w:t xml:space="preserve"> </w:t>
+      </w:r>
+      <w:r>
+        <w:rPr>
+          <w:rStyle w:val="VerbatimChar"/>
+        </w:rPr>
+        <w:t xml:space="preserve">Team.signature_ip = request.ip</w:t>
+      </w:r>
+      <w:r>
+        <w:t xml:space="preserve">.</w:t>
+      </w:r>
+    </w:p>
+    <w:p>
+      <w:pPr>
+        <w:pStyle w:val="Compact"/>
+        <w:numPr>
+          <w:ilvl w:val="0"/>
+          <w:numId w:val="1005"/>
+        </w:numPr>
+      </w:pPr>
+      <w:r>
+        <w:t xml:space="preserve">Sistem dispatch-uje</w:t>
+      </w:r>
+      <w:r>
+        <w:t xml:space="preserve"> </w:t>
+      </w:r>
+      <w:r>
+        <w:rPr>
+          <w:rStyle w:val="VerbatimChar"/>
+        </w:rPr>
+        <w:t xml:space="preserve">SendTeamSubmittedNotification</w:t>
+      </w:r>
+      <w:r>
+        <w:t xml:space="preserve"> </w:t>
+      </w:r>
+      <w:r>
+        <w:t xml:space="preserve">(email + database channel) profesoru i adminu škole.</w:t>
+      </w:r>
+    </w:p>
+    <w:p>
+      <w:pPr>
+        <w:pStyle w:val="Compact"/>
+        <w:numPr>
+          <w:ilvl w:val="0"/>
+          <w:numId w:val="1005"/>
+        </w:numPr>
+      </w:pPr>
+      <w:r>
+        <w:t xml:space="preserve">Sistem preusmjeri profesora na</w:t>
+      </w:r>
+      <w:r>
+        <w:t xml:space="preserve"> </w:t>
+      </w:r>
+      <w:r>
+        <w:rPr>
+          <w:rStyle w:val="VerbatimChar"/>
+        </w:rPr>
+        <w:t xml:space="preserve">/teams</w:t>
+      </w:r>
+      <w:r>
+        <w:t xml:space="preserve"> </w:t>
+      </w:r>
+      <w:r>
+        <w:t xml:space="preserve">listu sa flash porukom "Ekipa predata na odobrenje".</w:t>
+      </w:r>
+    </w:p>
+    <w:p>
+      <w:pPr>
+        <w:pStyle w:val="FirstParagraph"/>
+      </w:pPr>
+      <w:r>
+        <w:rPr>
+          <w:b/>
+          <w:bCs/>
+        </w:rPr>
+        <w:t xml:space="preserve">Alternativni tokovi (Extensions):</w:t>
+      </w:r>
+    </w:p>
+    <w:tbl>
+      <w:tblPr>
+        <w:tblStyle w:val="Table"/>
+        <w:tblW w:type="auto" w:w="0"/>
+        <w:tblLook w:firstRow="1" w:lastRow="0" w:firstColumn="0" w:lastColumn="0" w:noHBand="0" w:noVBand="0" w:val="0020"/>
+      </w:tblPr>
+      <w:tblGrid>
+        <w:gridCol w:w="2640"/>
+        <w:gridCol w:w="2640"/>
+        <w:gridCol w:w="2640"/>
+      </w:tblGrid>
+      <w:tr>
+        <w:trPr>
+          <w:tblHeader w:val="on"/>
+        </w:trPr>
+        <w:tc>
+          <w:tcPr/>
+          <w:p>
+            <w:pPr>
+              <w:pStyle w:val="Compact"/>
+            </w:pPr>
+            <w:r>
+              <w:t xml:space="preserve">Tačka</w:t>
+            </w:r>
+          </w:p>
+        </w:tc>
+        <w:tc>
+          <w:tcPr/>
+          <w:p>
+            <w:pPr>
+              <w:pStyle w:val="Compact"/>
+            </w:pPr>
+            <w:r>
+              <w:t xml:space="preserve">Uslov</w:t>
+            </w:r>
+          </w:p>
+        </w:tc>
+        <w:tc>
+          <w:tcPr/>
+          <w:p>
+            <w:pPr>
+              <w:pStyle w:val="Compact"/>
+            </w:pPr>
+            <w:r>
+              <w:t xml:space="preserve">Alternativa</w:t>
+            </w:r>
+          </w:p>
+        </w:tc>
+      </w:tr>
+      <w:tr>
+        <w:tc>
+          <w:tcPr/>
+          <w:p>
+            <w:pPr>
+              <w:pStyle w:val="Compact"/>
+            </w:pPr>
+            <w:r>
+              <w:rPr>
+                <w:b/>
+                <w:bCs/>
+              </w:rPr>
+              <w:t xml:space="preserve">2a</w:t>
+            </w:r>
+          </w:p>
+        </w:tc>
+        <w:tc>
+          <w:tcPr/>
+          <w:p>
+            <w:pPr>
+              <w:pStyle w:val="Compact"/>
+            </w:pPr>
+            <w:r>
+              <w:t xml:space="preserve">Profesor nije verified</w:t>
+            </w:r>
+          </w:p>
+        </w:tc>
+        <w:tc>
+          <w:tcPr/>
+          <w:p>
+            <w:pPr>
+              <w:pStyle w:val="Compact"/>
+            </w:pPr>
+            <w:r>
+              <w:t xml:space="preserve">Sistem prikaže Card sa porukom "Vaš nalog još nije verifikovan od strane administratora" i ne otvori formu. Use case završava.</w:t>
+            </w:r>
+          </w:p>
+        </w:tc>
+      </w:tr>
+      <w:tr>
+        <w:tc>
+          <w:tcPr/>
+          <w:p>
+            <w:pPr>
+              <w:pStyle w:val="Compact"/>
+            </w:pPr>
+            <w:r>
+              <w:rPr>
+                <w:b/>
+                <w:bCs/>
+              </w:rPr>
+              <w:t xml:space="preserve">2b</w:t>
+            </w:r>
+          </w:p>
+        </w:tc>
+        <w:tc>
+          <w:tcPr/>
+          <w:p>
+            <w:pPr>
+              <w:pStyle w:val="Compact"/>
+            </w:pPr>
+            <w:r>
+              <w:t xml:space="preserve">Registracija takmičenja zatvorena (</w:t>
+            </w:r>
+            <w:r>
+              <w:rPr>
+                <w:rStyle w:val="VerbatimChar"/>
+              </w:rPr>
+              <w:t xml:space="preserve">status != 'open_registration'</w:t>
+            </w:r>
+            <w:r>
+              <w:t xml:space="preserve">)</w:t>
+            </w:r>
+          </w:p>
+        </w:tc>
+        <w:tc>
+          <w:tcPr/>
+          <w:p>
+            <w:pPr>
+              <w:pStyle w:val="Compact"/>
+            </w:pPr>
+            <w:r>
+              <w:t xml:space="preserve">Sistem prikaže poruku "Registracija za ovo takmičenje nije otvorena". Use case završava.</w:t>
+            </w:r>
+          </w:p>
+        </w:tc>
+      </w:tr>
+      <w:tr>
+        <w:tc>
+          <w:tcPr/>
+          <w:p>
+            <w:pPr>
+              <w:pStyle w:val="Compact"/>
+            </w:pPr>
+            <w:r>
+              <w:rPr>
+                <w:b/>
+                <w:bCs/>
+              </w:rPr>
+              <w:t xml:space="preserve">2c</w:t>
+            </w:r>
+          </w:p>
+        </w:tc>
+        <w:tc>
+          <w:tcPr/>
+          <w:p>
+            <w:pPr>
+              <w:pStyle w:val="Compact"/>
+            </w:pPr>
+            <w:r>
+              <w:t xml:space="preserve">Škola već prijavila ekipu na ovo takmičenje</w:t>
+            </w:r>
+          </w:p>
+        </w:tc>
+        <w:tc>
+          <w:tcPr/>
+          <w:p>
+            <w:pPr>
+              <w:pStyle w:val="Compact"/>
+            </w:pPr>
+            <w:r>
+              <w:t xml:space="preserve">Sistem otkrije postojeću ekipu i prikaže link "Tvoja prijavljena ekipa (status: ...)" → klik vodi na</w:t>
+            </w:r>
+            <w:r>
+              <w:t xml:space="preserve"> </w:t>
+            </w:r>
+            <w:r>
+              <w:rPr>
+                <w:rStyle w:val="VerbatimChar"/>
+              </w:rPr>
+              <w:t xml:space="preserve">/teams/{id}/edit</w:t>
+            </w:r>
+            <w:r>
+              <w:t xml:space="preserve"> </w:t>
+            </w:r>
+            <w:r>
+              <w:t xml:space="preserve">ili</w:t>
+            </w:r>
+            <w:r>
+              <w:t xml:space="preserve"> </w:t>
+            </w:r>
+            <w:r>
+              <w:rPr>
+                <w:rStyle w:val="VerbatimChar"/>
+              </w:rPr>
+              <w:t xml:space="preserve">/teams/{id}/review</w:t>
+            </w:r>
+            <w:r>
+              <w:t xml:space="preserve"> </w:t>
+            </w:r>
+            <w:r>
+              <w:t xml:space="preserve">zavisno od statusa. Use case se nastavlja na koraku 4.</w:t>
+            </w:r>
+          </w:p>
+        </w:tc>
+      </w:tr>
+      <w:tr>
+        <w:tc>
+          <w:tcPr/>
+          <w:p>
+            <w:pPr>
+              <w:pStyle w:val="Compact"/>
+            </w:pPr>
+            <w:r>
+              <w:rPr>
+                <w:b/>
+                <w:bCs/>
+              </w:rPr>
+              <w:t xml:space="preserve">6a</w:t>
+            </w:r>
+          </w:p>
+        </w:tc>
+        <w:tc>
+          <w:tcPr/>
+          <w:p>
+            <w:pPr>
+              <w:pStyle w:val="Compact"/>
+            </w:pPr>
+            <w:r>
+              <w:t xml:space="preserve">Profesor pretražuje učenika koji ne postoji ili nije iz njegove škole</w:t>
+            </w:r>
+          </w:p>
+        </w:tc>
+        <w:tc>
+          <w:tcPr/>
+          <w:p>
+            <w:pPr>
+              <w:pStyle w:val="Compact"/>
+            </w:pPr>
+            <w:r>
+              <w:t xml:space="preserve">MultiSelect prikaže "Nema rezultata." Profesor mora prvo registrovati učenika (van UC5).</w:t>
+            </w:r>
+          </w:p>
+        </w:tc>
+      </w:tr>
+      <w:tr>
+        <w:tc>
+          <w:tcPr/>
+          <w:p>
+            <w:pPr>
+              <w:pStyle w:val="Compact"/>
+            </w:pPr>
+            <w:r>
+              <w:rPr>
+                <w:b/>
+                <w:bCs/>
+              </w:rPr>
+              <w:t xml:space="preserve">9a</w:t>
+            </w:r>
+          </w:p>
+        </w:tc>
+        <w:tc>
+          <w:tcPr/>
+          <w:p>
+            <w:pPr>
+              <w:pStyle w:val="Compact"/>
+            </w:pPr>
+            <w:r>
+              <w:t xml:space="preserve">Fajl je veći od 10 MB</w:t>
+            </w:r>
+          </w:p>
+        </w:tc>
+        <w:tc>
+          <w:tcPr/>
+          <w:p>
+            <w:pPr>
+              <w:pStyle w:val="Compact"/>
+            </w:pPr>
+            <w:r>
+              <w:t xml:space="preserve">Frontend prikaže alert "Fajl ne smije biti veći od 10 MB." Upload se prekida.</w:t>
+            </w:r>
+          </w:p>
+        </w:tc>
+      </w:tr>
+      <w:tr>
+        <w:tc>
+          <w:tcPr/>
+          <w:p>
+            <w:pPr>
+              <w:pStyle w:val="Compact"/>
+            </w:pPr>
+            <w:r>
+              <w:rPr>
+                <w:b/>
+                <w:bCs/>
+              </w:rPr>
+              <w:t xml:space="preserve">9b</w:t>
+            </w:r>
+          </w:p>
+        </w:tc>
+        <w:tc>
+          <w:tcPr/>
+          <w:p>
+            <w:pPr>
+              <w:pStyle w:val="Compact"/>
+            </w:pPr>
+            <w:r>
+              <w:t xml:space="preserve">MIME tip nije PDF/JPG/PNG</w:t>
+            </w:r>
+          </w:p>
+        </w:tc>
+        <w:tc>
+          <w:tcPr/>
+          <w:p>
+            <w:pPr>
+              <w:pStyle w:val="Compact"/>
+            </w:pPr>
+            <w:r>
+              <w:t xml:space="preserve">Backend FormRequest odbija sa 422 greškom, prikazuje poruku "Dozvoljeni formati: PDF, JPG, PNG".</w:t>
+            </w:r>
+          </w:p>
+        </w:tc>
+      </w:tr>
+      <w:tr>
+        <w:tc>
+          <w:tcPr/>
+          <w:p>
+            <w:pPr>
+              <w:pStyle w:val="Compact"/>
+            </w:pPr>
+            <w:r>
+              <w:rPr>
+                <w:b/>
+                <w:bCs/>
+              </w:rPr>
+              <w:t xml:space="preserve">12a</w:t>
+            </w:r>
+          </w:p>
+        </w:tc>
+        <w:tc>
+          <w:tcPr/>
+          <w:p>
+            <w:pPr>
+              <w:pStyle w:val="Compact"/>
+            </w:pPr>
+            <w:r>
+              <w:t xml:space="preserve">OCR ekstrahovan datum isteka &lt; danas</w:t>
+            </w:r>
+          </w:p>
+        </w:tc>
+        <w:tc>
+          <w:tcPr/>
+          <w:p>
+            <w:pPr>
+              <w:pStyle w:val="Compact"/>
+            </w:pPr>
+            <w:r>
+              <w:rPr>
+                <w:rStyle w:val="VerbatimChar"/>
+              </w:rPr>
+              <w:t xml:space="preserve">MedicalCertificate.status = 'expired'</w:t>
+            </w:r>
+            <w:r>
+              <w:t xml:space="preserve">, korisnik vidi crveni badge "Istekla". Mora uploadovati novu validnu potvrdu (postojeća postaje</w:t>
+            </w:r>
+            <w:r>
+              <w:t xml:space="preserve"> </w:t>
+            </w:r>
+            <w:r>
+              <w:rPr>
+                <w:rStyle w:val="VerbatimChar"/>
+              </w:rPr>
+              <w:t xml:space="preserve">superseded</w:t>
+            </w:r>
+            <w:r>
+              <w:t xml:space="preserve">).</w:t>
+            </w:r>
+          </w:p>
+        </w:tc>
+      </w:tr>
+      <w:tr>
+        <w:tc>
+          <w:tcPr/>
+          <w:p>
+            <w:pPr>
+              <w:pStyle w:val="Compact"/>
+            </w:pPr>
+            <w:r>
+              <w:rPr>
+                <w:b/>
+                <w:bCs/>
+              </w:rPr>
+              <w:t xml:space="preserve">12b</w:t>
+            </w:r>
+          </w:p>
+        </w:tc>
+        <w:tc>
+          <w:tcPr/>
+          <w:p>
+            <w:pPr>
+              <w:pStyle w:val="Compact"/>
+            </w:pPr>
+            <w:r>
+              <w:t xml:space="preserve">OCR ekstrahovano ime ne odgovara</w:t>
+            </w:r>
+            <w:r>
+              <w:t xml:space="preserve"> </w:t>
+            </w:r>
+            <w:r>
+              <w:rPr>
+                <w:rStyle w:val="VerbatimChar"/>
+              </w:rPr>
+              <w:t xml:space="preserve">student.name</w:t>
+            </w:r>
+          </w:p>
+        </w:tc>
+        <w:tc>
+          <w:tcPr/>
+          <w:p>
+            <w:pPr>
+              <w:pStyle w:val="Compact"/>
+            </w:pPr>
+            <w:r>
+              <w:rPr>
+                <w:rStyle w:val="VerbatimChar"/>
+              </w:rPr>
+              <w:t xml:space="preserve">MedicalCertificate.status = 'invalid'</w:t>
+            </w:r>
+            <w:r>
+              <w:t xml:space="preserve">, korisnik vidi crveni badge "Nevažeća" sa razlogom.</w:t>
+            </w:r>
+          </w:p>
+        </w:tc>
+      </w:tr>
+      <w:tr>
+        <w:tc>
+          <w:tcPr/>
+          <w:p>
+            <w:pPr>
+              <w:pStyle w:val="Compact"/>
+            </w:pPr>
+            <w:r>
+              <w:rPr>
+                <w:b/>
+                <w:bCs/>
+              </w:rPr>
+              <w:t xml:space="preserve">12c</w:t>
+            </w:r>
+          </w:p>
+        </w:tc>
+        <w:tc>
+          <w:tcPr/>
+          <w:p>
+            <w:pPr>
+              <w:pStyle w:val="Compact"/>
+            </w:pPr>
+            <w:r>
+              <w:t xml:space="preserve">OCR adapter vraća</w:t>
+            </w:r>
+            <w:r>
+              <w:t xml:space="preserve"> </w:t>
+            </w:r>
+            <w:r>
+              <w:rPr>
+                <w:rStyle w:val="VerbatimChar"/>
+              </w:rPr>
+              <w:t xml:space="preserve">confidence &lt; 0.5</w:t>
+            </w:r>
+            <w:r>
+              <w:t xml:space="preserve"> </w:t>
+            </w:r>
+            <w:r>
+              <w:t xml:space="preserve">(loš sken / nije čitljivo)</w:t>
+            </w:r>
+          </w:p>
+        </w:tc>
+        <w:tc>
+          <w:tcPr/>
+          <w:p>
+            <w:pPr>
+              <w:pStyle w:val="Compact"/>
+            </w:pPr>
+            <w:r>
+              <w:rPr>
+                <w:rStyle w:val="VerbatimChar"/>
+              </w:rPr>
+              <w:t xml:space="preserve">MedicalCertificate.status = 'manual_review'</w:t>
+            </w:r>
+            <w:r>
+              <w:t xml:space="preserve">, korisnik vidi plavi badge "Ručna provjera"; admin mora manuelno odobriti kroz</w:t>
+            </w:r>
+            <w:r>
+              <w:t xml:space="preserve"> </w:t>
+            </w:r>
+            <w:r>
+              <w:rPr>
+                <w:rStyle w:val="VerbatimChar"/>
+              </w:rPr>
+              <w:t xml:space="preserve">/admin/certificates</w:t>
+            </w:r>
+            <w:r>
+              <w:t xml:space="preserve">.</w:t>
+            </w:r>
+          </w:p>
+        </w:tc>
+      </w:tr>
+      <w:tr>
+        <w:tc>
+          <w:tcPr/>
+          <w:p>
+            <w:pPr>
+              <w:pStyle w:val="Compact"/>
+            </w:pPr>
+            <w:r>
+              <w:rPr>
+                <w:b/>
+                <w:bCs/>
+              </w:rPr>
+              <w:t xml:space="preserve">12d</w:t>
+            </w:r>
+          </w:p>
+        </w:tc>
+        <w:tc>
+          <w:tcPr/>
+          <w:p>
+            <w:pPr>
+              <w:pStyle w:val="Compact"/>
+            </w:pPr>
+            <w:r>
+              <w:t xml:space="preserve">OCR adapter baca exception (npr. Google Vision API down)</w:t>
+            </w:r>
+          </w:p>
+        </w:tc>
+        <w:tc>
+          <w:tcPr/>
+          <w:p>
+            <w:pPr>
+              <w:pStyle w:val="Compact"/>
+            </w:pPr>
+            <w:r>
+              <w:t xml:space="preserve">Job ima 3× exponential backoff retry; ako svi propadnu,</w:t>
+            </w:r>
+            <w:r>
+              <w:t xml:space="preserve"> </w:t>
+            </w:r>
+            <w:r>
+              <w:rPr>
+                <w:rStyle w:val="VerbatimChar"/>
+              </w:rPr>
+              <w:t xml:space="preserve">MedicalCertificate.status = 'manual_review'</w:t>
+            </w:r>
+            <w:r>
+              <w:t xml:space="preserve">, admin notifikovan kroz</w:t>
+            </w:r>
+            <w:r>
+              <w:t xml:space="preserve"> </w:t>
+            </w:r>
+            <w:r>
+              <w:rPr>
+                <w:rStyle w:val="VerbatimChar"/>
+              </w:rPr>
+              <w:t xml:space="preserve">SendCertManualReviewNotification</w:t>
+            </w:r>
+            <w:r>
+              <w:t xml:space="preserve">.</w:t>
+            </w:r>
+          </w:p>
+        </w:tc>
+      </w:tr>
+      <w:tr>
+        <w:tc>
+          <w:tcPr/>
+          <w:p>
+            <w:pPr>
+              <w:pStyle w:val="Compact"/>
+            </w:pPr>
+            <w:r>
+              <w:rPr>
+                <w:b/>
+                <w:bCs/>
+              </w:rPr>
+              <w:t xml:space="preserve">18a</w:t>
+            </w:r>
+          </w:p>
+        </w:tc>
+        <w:tc>
+          <w:tcPr/>
+          <w:p>
+            <w:pPr>
+              <w:pStyle w:val="Compact"/>
+            </w:pPr>
+            <w:r>
+              <w:t xml:space="preserve">Potpis ne odgovara registrovanom imenu</w:t>
+            </w:r>
+          </w:p>
+        </w:tc>
+        <w:tc>
+          <w:tcPr/>
+          <w:p>
+            <w:pPr>
+              <w:pStyle w:val="Compact"/>
+            </w:pPr>
+            <w:r>
+              <w:t xml:space="preserve">Backend odbija sa 422 i porukom "Potpis se mora podudarati sa vašim registrovanim imenom". Profesor mora ponovo unijeti.</w:t>
+            </w:r>
+          </w:p>
+        </w:tc>
+      </w:tr>
+      <w:tr>
+        <w:tc>
+          <w:tcPr/>
+          <w:p>
+            <w:pPr>
+              <w:pStyle w:val="Compact"/>
+            </w:pPr>
+            <w:r>
+              <w:rPr>
+                <w:b/>
+                <w:bCs/>
+              </w:rPr>
+              <w:t xml:space="preserve">18b</w:t>
+            </w:r>
+          </w:p>
+        </w:tc>
+        <w:tc>
+          <w:tcPr/>
+          <w:p>
+            <w:pPr>
+              <w:pStyle w:val="Compact"/>
+            </w:pPr>
+            <w:r>
+              <w:t xml:space="preserve">Bar jedan član nema</w:t>
+            </w:r>
+            <w:r>
+              <w:t xml:space="preserve"> </w:t>
+            </w:r>
+            <w:r>
+              <w:rPr>
+                <w:rStyle w:val="VerbatimChar"/>
+              </w:rPr>
+              <w:t xml:space="preserve">cert.status = 'valid'</w:t>
+            </w:r>
+          </w:p>
+        </w:tc>
+        <w:tc>
+          <w:tcPr/>
+          <w:p>
+            <w:pPr>
+              <w:pStyle w:val="Compact"/>
+            </w:pPr>
+            <w:r>
+              <w:t xml:space="preserve">"Potpiši i predaj" dugme NIJE prikazano (frontend canSubmit = false). Sistem prikazuje žuto upozorenje sa razlozima (npr. "Marko Marković — potvrda nije validna").</w:t>
+            </w:r>
+          </w:p>
+        </w:tc>
+      </w:tr>
+      <w:tr>
+        <w:tc>
+          <w:tcPr/>
+          <w:p>
+            <w:pPr>
+              <w:pStyle w:val="Compact"/>
+            </w:pPr>
+            <w:r>
+              <w:rPr>
+                <w:b/>
+                <w:bCs/>
+              </w:rPr>
+              <w:t xml:space="preserve">18c</w:t>
+            </w:r>
+          </w:p>
+        </w:tc>
+        <w:tc>
+          <w:tcPr/>
+          <w:p>
+            <w:pPr>
+              <w:pStyle w:val="Compact"/>
+            </w:pPr>
+            <w:r>
+              <w:t xml:space="preserve">Broj članova izvan opsega sporta</w:t>
+            </w:r>
+          </w:p>
+        </w:tc>
+        <w:tc>
+          <w:tcPr/>
+          <w:p>
+            <w:pPr>
+              <w:pStyle w:val="Compact"/>
+            </w:pPr>
+            <w:r>
+              <w:t xml:space="preserve">Slično kao 18b — dugme sakriveno + upozorenje. Profesor mora dodati/ukloniti članove.</w:t>
+            </w:r>
+          </w:p>
+        </w:tc>
+      </w:tr>
+      <w:tr>
+        <w:tc>
+          <w:tcPr/>
+          <w:p>
+            <w:pPr>
+              <w:pStyle w:val="Compact"/>
+            </w:pPr>
+            <w:r>
+              <w:rPr>
+                <w:b/>
+                <w:bCs/>
+              </w:rPr>
+              <w:t xml:space="preserve">20a</w:t>
+            </w:r>
+          </w:p>
+        </w:tc>
+        <w:tc>
+          <w:tcPr/>
+          <w:p>
+            <w:pPr>
+              <w:pStyle w:val="Compact"/>
+            </w:pPr>
+            <w:r>
+              <w:t xml:space="preserve">Email slanje propadne (SES API down)</w:t>
+            </w:r>
+          </w:p>
+        </w:tc>
+        <w:tc>
+          <w:tcPr/>
+          <w:p>
+            <w:pPr>
+              <w:pStyle w:val="Compact"/>
+            </w:pPr>
+            <w:r>
+              <w:t xml:space="preserve">Email job retry-uje; in-app notifikacija (database channel) ostaje vidljiva u Bell ikoni. Korisnik nije vidno obavješten o email pad-u.</w:t>
+            </w:r>
+          </w:p>
+        </w:tc>
+      </w:tr>
+    </w:tbl>
+    <w:p>
+      <w:pPr>
+        <w:pStyle w:val="BodyText"/>
+      </w:pPr>
+      <w:r>
+        <w:rPr>
+          <w:b/>
+          <w:bCs/>
+        </w:rPr>
+        <w:t xml:space="preserve">Specijalni zahtjevi (Non-functional):</w:t>
+      </w:r>
+    </w:p>
+    <w:p>
+      <w:pPr>
+        <w:pStyle w:val="Compact"/>
+        <w:numPr>
+          <w:ilvl w:val="0"/>
+          <w:numId w:val="1006"/>
+        </w:numPr>
+      </w:pPr>
+      <w:r>
+        <w:rPr>
+          <w:b/>
+          <w:bCs/>
+        </w:rPr>
+        <w:t xml:space="preserve">Pristupačnost:</w:t>
+      </w:r>
+      <w:r>
+        <w:t xml:space="preserve"> </w:t>
+      </w:r>
+      <w:r>
+        <w:t xml:space="preserve">forma navigabilna tastaturom (Tab + Enter); kontrast WCAG AA; svi inputi imaju</w:t>
+      </w:r>
+      <w:r>
+        <w:t xml:space="preserve"> </w:t>
+      </w:r>
+      <w:r>
+        <w:rPr>
+          <w:rStyle w:val="VerbatimChar"/>
+        </w:rPr>
+        <w:t xml:space="preserve">&lt;label&gt;</w:t>
+      </w:r>
+      <w:r>
+        <w:t xml:space="preserve">.</w:t>
+      </w:r>
+    </w:p>
+    <w:p>
+      <w:pPr>
+        <w:pStyle w:val="Compact"/>
+        <w:numPr>
+          <w:ilvl w:val="0"/>
+          <w:numId w:val="1006"/>
+        </w:numPr>
+      </w:pPr>
+      <w:r>
+        <w:rPr>
+          <w:b/>
+          <w:bCs/>
+        </w:rPr>
+        <w:t xml:space="preserve">Mobile-first:</w:t>
+      </w:r>
+      <w:r>
+        <w:t xml:space="preserve"> </w:t>
+      </w:r>
+      <w:r>
+        <w:t xml:space="preserve">UI funkcionalan na 360px viewport (testirani profesor scenario).</w:t>
+      </w:r>
+    </w:p>
+    <w:p>
+      <w:pPr>
+        <w:pStyle w:val="Compact"/>
+        <w:numPr>
+          <w:ilvl w:val="0"/>
+          <w:numId w:val="1006"/>
+        </w:numPr>
+      </w:pPr>
+      <w:r>
+        <w:rPr>
+          <w:b/>
+          <w:bCs/>
+        </w:rPr>
+        <w:t xml:space="preserve">Otpornost na slabu konekciju:</w:t>
+      </w:r>
+      <w:r>
+        <w:t xml:space="preserve"> </w:t>
+      </w:r>
+      <w:r>
+        <w:t xml:space="preserve">upload sa retry; autosave team membership-a nakon svake izmjene (preserveScroll Inertia pattern); nema "lost data" ako se prekine konekcija.</w:t>
+      </w:r>
+    </w:p>
+    <w:p>
+      <w:pPr>
+        <w:pStyle w:val="Compact"/>
+        <w:numPr>
+          <w:ilvl w:val="0"/>
+          <w:numId w:val="1006"/>
+        </w:numPr>
+      </w:pPr>
+      <w:r>
+        <w:rPr>
+          <w:b/>
+          <w:bCs/>
+        </w:rPr>
+        <w:t xml:space="preserve">Performanse:</w:t>
+      </w:r>
+      <w:r>
+        <w:t xml:space="preserve"> </w:t>
+      </w:r>
+      <w:r>
+        <w:t xml:space="preserve">P95 latencija HTML render-a &lt; 500ms za</w:t>
+      </w:r>
+      <w:r>
+        <w:t xml:space="preserve"> </w:t>
+      </w:r>
+      <w:r>
+        <w:rPr>
+          <w:rStyle w:val="VerbatimChar"/>
+        </w:rPr>
+        <w:t xml:space="preserve">/teams/{id}/edit</w:t>
+      </w:r>
+      <w:r>
+        <w:t xml:space="preserve"> </w:t>
+      </w:r>
+      <w:r>
+        <w:t xml:space="preserve">(eager loading members + certificates). OCR job ne blokira HTTP odgovor (async queue).</w:t>
+      </w:r>
+    </w:p>
+    <w:p>
+      <w:pPr>
+        <w:pStyle w:val="Compact"/>
+        <w:numPr>
+          <w:ilvl w:val="0"/>
+          <w:numId w:val="1006"/>
+        </w:numPr>
+      </w:pPr>
+      <w:r>
+        <w:rPr>
+          <w:b/>
+          <w:bCs/>
+        </w:rPr>
+        <w:t xml:space="preserve">Sigurnost:</w:t>
+      </w:r>
+      <w:r>
+        <w:t xml:space="preserve"> </w:t>
+      </w:r>
+      <w:r>
+        <w:t xml:space="preserve">CSRF token na svim POST-ovima (Inertia automatski). Fajlovi nisu javno dostupni — pristup samo kroz signed URL TTL 5min.</w:t>
+      </w:r>
+    </w:p>
+    <w:p>
+      <w:pPr>
+        <w:pStyle w:val="Compact"/>
+        <w:numPr>
+          <w:ilvl w:val="0"/>
+          <w:numId w:val="1006"/>
+        </w:numPr>
+      </w:pPr>
+      <w:r>
+        <w:rPr>
+          <w:b/>
+          <w:bCs/>
+        </w:rPr>
+        <w:t xml:space="preserve">AZLP:</w:t>
+      </w:r>
+      <w:r>
+        <w:t xml:space="preserve"> </w:t>
+      </w:r>
+      <w:r>
+        <w:t xml:space="preserve">svaki pristup ljekarskoj potvrdi (download/view) loguje</w:t>
+      </w:r>
+      <w:r>
+        <w:t xml:space="preserve"> </w:t>
+      </w:r>
+      <w:r>
+        <w:rPr>
+          <w:rStyle w:val="VerbatimChar"/>
+        </w:rPr>
+        <w:t xml:space="preserve">certificate.viewed</w:t>
+      </w:r>
+      <w:r>
+        <w:t xml:space="preserve"> </w:t>
+      </w:r>
+      <w:r>
+        <w:t xml:space="preserve">u audit log sa user_id, ip, user_agent.</w:t>
+      </w:r>
+    </w:p>
+    <w:p>
+      <w:pPr>
+        <w:pStyle w:val="FirstParagraph"/>
+      </w:pPr>
+      <w:r>
+        <w:rPr>
+          <w:b/>
+          <w:bCs/>
+        </w:rPr>
+        <w:t xml:space="preserve">Tehnologija i podaci varijacije:</w:t>
+      </w:r>
+    </w:p>
+    <w:p>
+      <w:pPr>
+        <w:pStyle w:val="Compact"/>
+        <w:numPr>
+          <w:ilvl w:val="0"/>
+          <w:numId w:val="1007"/>
+        </w:numPr>
+      </w:pPr>
+      <w:r>
+        <w:rPr>
+          <w:b/>
+          <w:bCs/>
+        </w:rPr>
+        <w:t xml:space="preserve">OCR adapter:</w:t>
+      </w:r>
+      <w:r>
+        <w:t xml:space="preserve"> </w:t>
+      </w:r>
+      <w:r>
+        <w:rPr>
+          <w:rStyle w:val="VerbatimChar"/>
+        </w:rPr>
+        <w:t xml:space="preserve">FakeOcrAdapter</w:t>
+      </w:r>
+      <w:r>
+        <w:t xml:space="preserve"> </w:t>
+      </w:r>
+      <w:r>
+        <w:t xml:space="preserve">(dev — file-name konvencija</w:t>
+      </w:r>
+      <w:r>
+        <w:t xml:space="preserve"> </w:t>
+      </w:r>
+      <w:r>
+        <w:rPr>
+          <w:rStyle w:val="VerbatimChar"/>
+        </w:rPr>
+        <w:t xml:space="preserve">ime_prezime_YYYY-MM-DD.pdf</w:t>
+      </w:r>
+      <w:r>
+        <w:t xml:space="preserve">) ili</w:t>
+      </w:r>
+      <w:r>
+        <w:t xml:space="preserve"> </w:t>
+      </w:r>
+      <w:r>
+        <w:rPr>
+          <w:rStyle w:val="VerbatimChar"/>
+        </w:rPr>
+        <w:t xml:space="preserve">GoogleVisionAdapter</w:t>
+      </w:r>
+      <w:r>
+        <w:t xml:space="preserve"> </w:t>
+      </w:r>
+      <w:r>
+        <w:t xml:space="preserve">(prod —</w:t>
+      </w:r>
+      <w:r>
+        <w:t xml:space="preserve"> </w:t>
+      </w:r>
+      <w:r>
+        <w:rPr>
+          <w:rStyle w:val="VerbatimChar"/>
+        </w:rPr>
+        <w:t xml:space="preserve">config('services.ocr.driver')</w:t>
+      </w:r>
+      <w:r>
+        <w:t xml:space="preserve"> </w:t>
+      </w:r>
+      <w:r>
+        <w:t xml:space="preserve">feature flag).</w:t>
+      </w:r>
+    </w:p>
+    <w:p>
+      <w:pPr>
+        <w:pStyle w:val="Compact"/>
+        <w:numPr>
+          <w:ilvl w:val="0"/>
+          <w:numId w:val="1007"/>
+        </w:numPr>
+      </w:pPr>
+      <w:r>
+        <w:rPr>
+          <w:b/>
+          <w:bCs/>
+        </w:rPr>
+        <w:t xml:space="preserve">Storage disk:</w:t>
+      </w:r>
+      <w:r>
+        <w:t xml:space="preserve"> </w:t>
+      </w:r>
+      <w:r>
+        <w:rPr>
+          <w:rStyle w:val="VerbatimChar"/>
+        </w:rPr>
+        <w:t xml:space="preserve">local</w:t>
+      </w:r>
+      <w:r>
+        <w:t xml:space="preserve"> </w:t>
+      </w:r>
+      <w:r>
+        <w:t xml:space="preserve">(dev —</w:t>
+      </w:r>
+      <w:r>
+        <w:t xml:space="preserve"> </w:t>
+      </w:r>
+      <w:r>
+        <w:rPr>
+          <w:rStyle w:val="VerbatimChar"/>
+        </w:rPr>
+        <w:t xml:space="preserve">storage/app/private/</w:t>
+      </w:r>
+      <w:r>
+        <w:t xml:space="preserve">) ili</w:t>
+      </w:r>
+      <w:r>
+        <w:t xml:space="preserve"> </w:t>
+      </w:r>
+      <w:r>
+        <w:rPr>
+          <w:rStyle w:val="VerbatimChar"/>
+        </w:rPr>
+        <w:t xml:space="preserve">s3</w:t>
+      </w:r>
+      <w:r>
+        <w:t xml:space="preserve"> </w:t>
+      </w:r>
+      <w:r>
+        <w:t xml:space="preserve">(prod — privatan bucket sa server-side encryption).</w:t>
+      </w:r>
+    </w:p>
+    <w:p>
+      <w:pPr>
+        <w:pStyle w:val="Compact"/>
+        <w:numPr>
+          <w:ilvl w:val="0"/>
+          <w:numId w:val="1007"/>
+        </w:numPr>
+      </w:pPr>
+      <w:r>
+        <w:rPr>
+          <w:b/>
+          <w:bCs/>
+        </w:rPr>
+        <w:t xml:space="preserve">Email driver:</w:t>
+      </w:r>
+      <w:r>
+        <w:t xml:space="preserve"> </w:t>
+      </w:r>
+      <w:r>
+        <w:rPr>
+          <w:rStyle w:val="VerbatimChar"/>
+        </w:rPr>
+        <w:t xml:space="preserve">log</w:t>
+      </w:r>
+      <w:r>
+        <w:t xml:space="preserve"> </w:t>
+      </w:r>
+      <w:r>
+        <w:t xml:space="preserve">(dev —</w:t>
+      </w:r>
+      <w:r>
+        <w:t xml:space="preserve"> </w:t>
+      </w:r>
+      <w:r>
+        <w:rPr>
+          <w:rStyle w:val="VerbatimChar"/>
+        </w:rPr>
+        <w:t xml:space="preserve">storage/logs/laravel.log</w:t>
+      </w:r>
+      <w:r>
+        <w:t xml:space="preserve">) ili</w:t>
+      </w:r>
+      <w:r>
+        <w:t xml:space="preserve"> </w:t>
+      </w:r>
+      <w:r>
+        <w:rPr>
+          <w:rStyle w:val="VerbatimChar"/>
+        </w:rPr>
+        <w:t xml:space="preserve">ses</w:t>
+      </w:r>
+      <w:r>
+        <w:t xml:space="preserve"> </w:t>
+      </w:r>
+      <w:r>
+        <w:t xml:space="preserve">(prod — AWS SES sa bounce/complaint handling kroz SNS).</w:t>
+      </w:r>
+    </w:p>
+    <w:p>
+      <w:pPr>
+        <w:pStyle w:val="Compact"/>
+        <w:numPr>
+          <w:ilvl w:val="0"/>
+          <w:numId w:val="1007"/>
+        </w:numPr>
+      </w:pPr>
+      <w:r>
+        <w:rPr>
+          <w:b/>
+          <w:bCs/>
+        </w:rPr>
+        <w:t xml:space="preserve">Queue driver:</w:t>
+      </w:r>
+      <w:r>
+        <w:t xml:space="preserve"> </w:t>
+      </w:r>
+      <w:r>
+        <w:rPr>
+          <w:rStyle w:val="VerbatimChar"/>
+        </w:rPr>
+        <w:t xml:space="preserve">database</w:t>
+      </w:r>
+      <w:r>
+        <w:t xml:space="preserve"> </w:t>
+      </w:r>
+      <w:r>
+        <w:t xml:space="preserve">(dev —</w:t>
+      </w:r>
+      <w:r>
+        <w:t xml:space="preserve"> </w:t>
+      </w:r>
+      <w:r>
+        <w:rPr>
+          <w:rStyle w:val="VerbatimChar"/>
+        </w:rPr>
+        <w:t xml:space="preserve">jobs</w:t>
+      </w:r>
+      <w:r>
+        <w:t xml:space="preserve"> </w:t>
+      </w:r>
+      <w:r>
+        <w:t xml:space="preserve">tabela) ili</w:t>
+      </w:r>
+      <w:r>
+        <w:t xml:space="preserve"> </w:t>
+      </w:r>
+      <w:r>
+        <w:rPr>
+          <w:rStyle w:val="VerbatimChar"/>
+        </w:rPr>
+        <w:t xml:space="preserve">redis</w:t>
+      </w:r>
+      <w:r>
+        <w:t xml:space="preserve"> </w:t>
+      </w:r>
+      <w:r>
+        <w:t xml:space="preserve">(prod — sa dedicated worker pool za</w:t>
+      </w:r>
+      <w:r>
+        <w:t xml:space="preserve"> </w:t>
+      </w:r>
+      <w:r>
+        <w:rPr>
+          <w:rStyle w:val="VerbatimChar"/>
+        </w:rPr>
+        <w:t xml:space="preserve">ocr</w:t>
+      </w:r>
+      <w:r>
+        <w:t xml:space="preserve"> </w:t>
+      </w:r>
+      <w:r>
+        <w:t xml:space="preserve">queue radi rate limit-a).</w:t>
+      </w:r>
+    </w:p>
+    <w:p>
+      <w:pPr>
+        <w:pStyle w:val="FirstParagraph"/>
+      </w:pPr>
+      <w:r>
+        <w:rPr>
+          <w:b/>
+          <w:bCs/>
+        </w:rPr>
+        <w:t xml:space="preserve">Učestalost pojave (Frequency of occurrence):</w:t>
+      </w:r>
+    </w:p>
+    <w:p>
+      <w:pPr>
+        <w:pStyle w:val="Compact"/>
+        <w:numPr>
+          <w:ilvl w:val="0"/>
+          <w:numId w:val="1008"/>
+        </w:numPr>
+      </w:pPr>
+      <w:r>
+        <w:t xml:space="preserve">Vrhunac: 50–200 prijava dnevno tokom sezone takmičenja (jesen i proljeće).</w:t>
+      </w:r>
+    </w:p>
+    <w:p>
+      <w:pPr>
+        <w:pStyle w:val="Compact"/>
+        <w:numPr>
+          <w:ilvl w:val="0"/>
+          <w:numId w:val="1008"/>
+        </w:numPr>
+      </w:pPr>
+      <w:r>
+        <w:t xml:space="preserve">Off-peak: 0–5 prijava dnevno.</w:t>
+      </w:r>
+    </w:p>
+    <w:p>
+      <w:pPr>
+        <w:pStyle w:val="Compact"/>
+        <w:numPr>
+          <w:ilvl w:val="0"/>
+          <w:numId w:val="1008"/>
+        </w:numPr>
+      </w:pPr>
+      <w:r>
+        <w:t xml:space="preserve">Procjena ukupnog godišnjeg volumena: 3000–5000 prijava ekipa.</w:t>
+      </w:r>
+    </w:p>
+    <w:p>
+      <w:pPr>
+        <w:pStyle w:val="FirstParagraph"/>
+      </w:pPr>
+      <w:r>
+        <w:rPr>
+          <w:b/>
+          <w:bCs/>
+        </w:rPr>
+        <w:t xml:space="preserve">Različita pitanja (Miscellaneous / Open issues):</w:t>
+      </w:r>
+    </w:p>
+    <w:p>
+      <w:pPr>
+        <w:pStyle w:val="Compact"/>
+        <w:numPr>
+          <w:ilvl w:val="0"/>
+          <w:numId w:val="1009"/>
+        </w:numPr>
+      </w:pPr>
+      <w:r>
+        <w:t xml:space="preserve">Multi-tenancy škola: trenutno profesor pripada jednoj školi. Otvoreno pitanje: može li jedan profesor prijaviti ekipe za više škola istovremeno (ako predaje u 2 lokacije)? Spec §16 — odloženo.</w:t>
+      </w:r>
+    </w:p>
+    <w:p>
+      <w:pPr>
+        <w:pStyle w:val="Compact"/>
+        <w:numPr>
+          <w:ilvl w:val="0"/>
+          <w:numId w:val="1009"/>
+        </w:numPr>
+      </w:pPr>
+      <w:r>
+        <w:t xml:space="preserve">Soft-delete</w:t>
+      </w:r>
+      <w:r>
+        <w:t xml:space="preserve"> </w:t>
+      </w:r>
+      <w:r>
+        <w:rPr>
+          <w:rStyle w:val="VerbatimChar"/>
+        </w:rPr>
+        <w:t xml:space="preserve">Team</w:t>
+      </w:r>
+      <w:r>
+        <w:t xml:space="preserve">: ako admin odbije ekipu (</w:t>
+      </w:r>
+      <w:r>
+        <w:rPr>
+          <w:rStyle w:val="VerbatimChar"/>
+        </w:rPr>
+        <w:t xml:space="preserve">status='rejected'</w:t>
+      </w:r>
+      <w:r>
+        <w:t xml:space="preserve">), da li se briše ili samo arhivira? Trenutno arhivira — vidljiva u admin viewu, sakrivena u profesorovom.</w:t>
+      </w:r>
+    </w:p>
+    <w:p>
+      <w:pPr>
+        <w:pStyle w:val="Compact"/>
+        <w:numPr>
+          <w:ilvl w:val="0"/>
+          <w:numId w:val="1009"/>
+        </w:numPr>
+      </w:pPr>
+      <w:r>
+        <w:t xml:space="preserve">Saglasnost roditelja: trenutno boolean polje na</w:t>
+      </w:r>
+      <w:r>
+        <w:t xml:space="preserve"> </w:t>
+      </w:r>
+      <w:r>
+        <w:rPr>
+          <w:rStyle w:val="VerbatimChar"/>
+        </w:rPr>
+        <w:t xml:space="preserve">Student</w:t>
+      </w:r>
+      <w:r>
+        <w:t xml:space="preserve"> </w:t>
+      </w:r>
+      <w:r>
+        <w:t xml:space="preserve">modelu. Otvoreno: PDF upload + IP timestamp workflow — odloženo za v2.</w:t>
+      </w:r>
+    </w:p>
+    <w:bookmarkEnd w:id="16"/>
+    <w:bookmarkStart w:id="17" w:name="X5784f76083c081254368d3fca2a7934062a422c"/>
+    <w:p>
+      <w:pPr>
+        <w:pStyle w:val="Heading2"/>
+      </w:pPr>
+      <w:r>
+        <w:rPr>
+          <w:rStyle w:val="SectionNumber"/>
+        </w:rPr>
+        <w:t xml:space="preserve">1.6</w:t>
+      </w:r>
+      <w:r>
+        <w:tab/>
+      </w:r>
+      <w:r>
+        <w:t xml:space="preserve">4b. Fully dressed Use Case: UC8 — eDnevnik verifikacija učenika</w:t>
+      </w:r>
+    </w:p>
+    <w:p>
+      <w:pPr>
+        <w:pStyle w:val="BlockText"/>
+      </w:pPr>
+      <w:r>
+        <w:t xml:space="preserve">Sekundarni složeni UC. Pokreće ga admin iz konteksta UC7 (</w:t>
+      </w:r>
+      <w:r>
+        <w:rPr>
+          <w:rStyle w:val="VerbatimChar"/>
+        </w:rPr>
+        <w:t xml:space="preserve">&lt;&lt;include&gt;&gt;</w:t>
+      </w:r>
+      <w:r>
+        <w:t xml:space="preserve"> </w:t>
+      </w:r>
+      <w:r>
+        <w:t xml:space="preserve">relacija). AZLP-kritičan: svaki pristup eDnevnik podacima loguje se.</w:t>
+      </w:r>
+    </w:p>
+    <w:p>
+      <w:pPr>
+        <w:pStyle w:val="FirstParagraph"/>
+      </w:pPr>
+      <w:r>
+        <w:rPr>
+          <w:b/>
+          <w:bCs/>
+        </w:rPr>
+        <w:t xml:space="preserve">ID i naziv:</w:t>
+      </w:r>
+      <w:r>
+        <w:t xml:space="preserve"> </w:t>
+      </w:r>
+      <w:r>
+        <w:t xml:space="preserve">UC8 — Verifikovati učenika kroz eDnevnik</w:t>
+      </w:r>
+    </w:p>
+    <w:p>
+      <w:pPr>
+        <w:pStyle w:val="BodyText"/>
+      </w:pPr>
+      <w:r>
+        <w:rPr>
+          <w:b/>
+          <w:bCs/>
+        </w:rPr>
+        <w:t xml:space="preserve">Cilj u kontekstu:</w:t>
+      </w:r>
+      <w:r>
+        <w:t xml:space="preserve"> </w:t>
+      </w:r>
+      <w:r>
+        <w:t xml:space="preserve">Sportski savez (admin) provjerava da li je učenik validan i upisan u školu u kojoj se prijavljuje, kroz integraciju sa državnim sistemom eDnevnik.</w:t>
+      </w:r>
+    </w:p>
+    <w:p>
+      <w:pPr>
+        <w:pStyle w:val="BodyText"/>
+      </w:pPr>
+      <w:r>
+        <w:rPr>
+          <w:b/>
+          <w:bCs/>
+        </w:rPr>
+        <w:t xml:space="preserve">Obim (scope):</w:t>
+      </w:r>
+      <w:r>
+        <w:t xml:space="preserve"> </w:t>
+      </w:r>
+      <w:r>
+        <w:t xml:space="preserve">Sistem školskog sporta CG + eDnevnik (eksterni sistem)</w:t>
+      </w:r>
+    </w:p>
+    <w:p>
+      <w:pPr>
+        <w:pStyle w:val="BodyText"/>
+      </w:pPr>
+      <w:r>
+        <w:rPr>
+          <w:b/>
+          <w:bCs/>
+        </w:rPr>
+        <w:t xml:space="preserve">Nivo (level):</w:t>
+      </w:r>
+      <w:r>
+        <w:t xml:space="preserve"> </w:t>
+      </w:r>
+      <w:r>
+        <w:t xml:space="preserve">Korisnički cilj (User-goal level)</w:t>
+      </w:r>
+    </w:p>
+    <w:p>
+      <w:pPr>
+        <w:pStyle w:val="BodyText"/>
+      </w:pPr>
+      <w:r>
+        <w:rPr>
+          <w:b/>
+          <w:bCs/>
+        </w:rPr>
+        <w:t xml:space="preserve">Primarni aktor:</w:t>
+      </w:r>
+      <w:r>
+        <w:t xml:space="preserve"> </w:t>
+      </w:r>
+      <w:r>
+        <w:t xml:space="preserve">Administrator Sportskog saveza CG</w:t>
+      </w:r>
+    </w:p>
+    <w:p>
+      <w:pPr>
+        <w:pStyle w:val="BodyText"/>
+      </w:pPr>
+      <w:r>
+        <w:rPr>
+          <w:b/>
+          <w:bCs/>
+        </w:rPr>
+        <w:t xml:space="preserve">Sekundarni aktor:</w:t>
+      </w:r>
+      <w:r>
+        <w:t xml:space="preserve"> </w:t>
+      </w:r>
+      <w:r>
+        <w:t xml:space="preserve">eDnevnik (eksterni državni sistem)</w:t>
+      </w:r>
+    </w:p>
+    <w:p>
+      <w:pPr>
+        <w:pStyle w:val="BodyText"/>
+      </w:pPr>
+      <w:r>
+        <w:rPr>
+          <w:b/>
+          <w:bCs/>
+        </w:rPr>
+        <w:t xml:space="preserve">Stakeholderi i interesi:</w:t>
+      </w:r>
+    </w:p>
+    <w:tbl>
+      <w:tblPr>
+        <w:tblStyle w:val="Table"/>
+        <w:tblW w:type="auto" w:w="0"/>
+        <w:tblLook w:firstRow="1" w:lastRow="0" w:firstColumn="0" w:lastColumn="0" w:noHBand="0" w:noVBand="0" w:val="0020"/>
+      </w:tblPr>
+      <w:tblGrid>
+        <w:gridCol w:w="3960"/>
+        <w:gridCol w:w="3960"/>
+      </w:tblGrid>
+      <w:tr>
+        <w:trPr>
+          <w:tblHeader w:val="on"/>
+        </w:trPr>
+        <w:tc>
+          <w:tcPr/>
+          <w:p>
+            <w:pPr>
+              <w:pStyle w:val="Compact"/>
+            </w:pPr>
+            <w:r>
+              <w:t xml:space="preserve">Stakeholder</w:t>
+            </w:r>
+          </w:p>
+        </w:tc>
+        <w:tc>
+          <w:tcPr/>
+          <w:p>
+            <w:pPr>
+              <w:pStyle w:val="Compact"/>
+            </w:pPr>
+            <w:r>
+              <w:t xml:space="preserve">Interes</w:t>
+            </w:r>
+          </w:p>
+        </w:tc>
+      </w:tr>
+      <w:tr>
+        <w:tc>
+          <w:tcPr/>
+          <w:p>
+            <w:pPr>
+              <w:pStyle w:val="Compact"/>
+            </w:pPr>
+            <w:r>
+              <w:t xml:space="preserve">Admin</w:t>
+            </w:r>
+          </w:p>
+        </w:tc>
+        <w:tc>
+          <w:tcPr/>
+          <w:p>
+            <w:pPr>
+              <w:pStyle w:val="Compact"/>
+            </w:pPr>
+            <w:r>
+              <w:t xml:space="preserve">Pouzdana automatizovana provjera bez ručnog dopisivanja sa školama.</w:t>
+            </w:r>
+          </w:p>
+        </w:tc>
+      </w:tr>
+      <w:tr>
+        <w:tc>
+          <w:tcPr/>
+          <w:p>
+            <w:pPr>
+              <w:pStyle w:val="Compact"/>
+            </w:pPr>
+            <w:r>
+              <w:t xml:space="preserve">Učenik</w:t>
+            </w:r>
+          </w:p>
+        </w:tc>
+        <w:tc>
+          <w:tcPr/>
+          <w:p>
+            <w:pPr>
+              <w:pStyle w:val="Compact"/>
+            </w:pPr>
+            <w:r>
+              <w:t xml:space="preserve">Ne diskvalifikovan zbog kanjenja papirnih provjera; vidljiv status verifikacije u svom profilu.</w:t>
+            </w:r>
+          </w:p>
+        </w:tc>
+      </w:tr>
+      <w:tr>
+        <w:tc>
+          <w:tcPr/>
+          <w:p>
+            <w:pPr>
+              <w:pStyle w:val="Compact"/>
+            </w:pPr>
+            <w:r>
+              <w:t xml:space="preserve">Ministarstvo prosvjete (vlasnik eDnevnika)</w:t>
+            </w:r>
+          </w:p>
+        </w:tc>
+        <w:tc>
+          <w:tcPr/>
+          <w:p>
+            <w:pPr>
+              <w:pStyle w:val="Compact"/>
+            </w:pPr>
+            <w:r>
+              <w:t xml:space="preserve">Pristup obrazovnim podacima maloljetnika ograničen na opravdane slučajeve, sa potpunim audit tragom.</w:t>
+            </w:r>
+          </w:p>
+        </w:tc>
+      </w:tr>
+      <w:tr>
+        <w:tc>
+          <w:tcPr/>
+          <w:p>
+            <w:pPr>
+              <w:pStyle w:val="Compact"/>
+            </w:pPr>
+            <w:r>
+              <w:t xml:space="preserve">AZLP</w:t>
+            </w:r>
+          </w:p>
+        </w:tc>
+        <w:tc>
+          <w:tcPr/>
+          <w:p>
+            <w:pPr>
+              <w:pStyle w:val="Compact"/>
+            </w:pPr>
+            <w:r>
+              <w:t xml:space="preserve">Svaki upit eDnevniku loguje se (user_id, student_id, vrijeme, razlog). Maloljetnički podaci se ne kešuju lokalno.</w:t>
+            </w:r>
+          </w:p>
+        </w:tc>
+      </w:tr>
+    </w:tbl>
+    <w:p>
+      <w:pPr>
+        <w:pStyle w:val="BodyText"/>
+      </w:pPr>
+      <w:r>
+        <w:rPr>
+          <w:b/>
+          <w:bCs/>
+        </w:rPr>
+        <w:t xml:space="preserve">Preduslovi:</w:t>
+      </w:r>
+    </w:p>
+    <w:p>
+      <w:pPr>
+        <w:pStyle w:val="Compact"/>
+        <w:numPr>
+          <w:ilvl w:val="0"/>
+          <w:numId w:val="1010"/>
+        </w:numPr>
+      </w:pPr>
+      <w:r>
+        <w:t xml:space="preserve">Admin je prijavljen.</w:t>
+      </w:r>
+    </w:p>
+    <w:p>
+      <w:pPr>
+        <w:pStyle w:val="Compact"/>
+        <w:numPr>
+          <w:ilvl w:val="0"/>
+          <w:numId w:val="1010"/>
+        </w:numPr>
+      </w:pPr>
+      <w:r>
+        <w:t xml:space="preserve">Učenik (</w:t>
+      </w:r>
+      <w:r>
+        <w:rPr>
+          <w:rStyle w:val="VerbatimChar"/>
+        </w:rPr>
+        <w:t xml:space="preserve">Student</w:t>
+      </w:r>
+      <w:r>
+        <w:t xml:space="preserve">) postoji u sistemu sa JMB-om.</w:t>
+      </w:r>
+    </w:p>
+    <w:p>
+      <w:pPr>
+        <w:pStyle w:val="Compact"/>
+        <w:numPr>
+          <w:ilvl w:val="0"/>
+          <w:numId w:val="1010"/>
+        </w:numPr>
+      </w:pPr>
+      <w:r>
+        <w:t xml:space="preserve">eDnevnik API (ili mock adapter) je dostupan.</w:t>
+      </w:r>
+    </w:p>
+    <w:p>
+      <w:pPr>
+        <w:pStyle w:val="Compact"/>
+        <w:numPr>
+          <w:ilvl w:val="0"/>
+          <w:numId w:val="1010"/>
+        </w:numPr>
+      </w:pPr>
+      <w:r>
+        <w:t xml:space="preserve">Sporazum sa Ministarstvom prosvjete potpisan (u dev-u — mock adapter aktivan).</w:t>
+      </w:r>
+    </w:p>
+    <w:p>
+      <w:pPr>
+        <w:pStyle w:val="FirstParagraph"/>
+      </w:pPr>
+      <w:r>
+        <w:rPr>
+          <w:b/>
+          <w:bCs/>
+        </w:rPr>
+        <w:t xml:space="preserve">Postuslovi (success guarantee):</w:t>
+      </w:r>
+    </w:p>
+    <w:p>
+      <w:pPr>
+        <w:pStyle w:val="Compact"/>
+        <w:numPr>
+          <w:ilvl w:val="0"/>
+          <w:numId w:val="1011"/>
+        </w:numPr>
+      </w:pPr>
+      <w:r>
+        <w:rPr>
+          <w:rStyle w:val="VerbatimChar"/>
+        </w:rPr>
+        <w:t xml:space="preserve">Student.verification_status</w:t>
+      </w:r>
+      <w:r>
+        <w:t xml:space="preserve"> </w:t>
+      </w:r>
+      <w:r>
+        <w:t xml:space="preserve">ažuriran u jedno od:</w:t>
+      </w:r>
+      <w:r>
+        <w:t xml:space="preserve"> </w:t>
+      </w:r>
+      <w:r>
+        <w:rPr>
+          <w:rStyle w:val="VerbatimChar"/>
+        </w:rPr>
+        <w:t xml:space="preserve">verified</w:t>
+      </w:r>
+      <w:r>
+        <w:t xml:space="preserve">,</w:t>
+      </w:r>
+      <w:r>
+        <w:t xml:space="preserve"> </w:t>
+      </w:r>
+      <w:r>
+        <w:rPr>
+          <w:rStyle w:val="VerbatimChar"/>
+        </w:rPr>
+        <w:t xml:space="preserve">mismatched</w:t>
+      </w:r>
+      <w:r>
+        <w:t xml:space="preserve">,</w:t>
+      </w:r>
+      <w:r>
+        <w:t xml:space="preserve"> </w:t>
+      </w:r>
+      <w:r>
+        <w:rPr>
+          <w:rStyle w:val="VerbatimChar"/>
+        </w:rPr>
+        <w:t xml:space="preserve">pending</w:t>
+      </w:r>
+      <w:r>
+        <w:t xml:space="preserve">,</w:t>
+      </w:r>
+      <w:r>
+        <w:t xml:space="preserve"> </w:t>
+      </w:r>
+      <w:r>
+        <w:rPr>
+          <w:rStyle w:val="VerbatimChar"/>
+        </w:rPr>
+        <w:t xml:space="preserve">failed</w:t>
+      </w:r>
+      <w:r>
+        <w:t xml:space="preserve">.</w:t>
+      </w:r>
+    </w:p>
+    <w:p>
+      <w:pPr>
+        <w:pStyle w:val="Compact"/>
+        <w:numPr>
+          <w:ilvl w:val="0"/>
+          <w:numId w:val="1011"/>
+        </w:numPr>
+      </w:pPr>
+      <w:r>
+        <w:t xml:space="preserve">Audit log zapis</w:t>
+      </w:r>
+      <w:r>
+        <w:t xml:space="preserve"> </w:t>
+      </w:r>
+      <w:r>
+        <w:rPr>
+          <w:rStyle w:val="VerbatimChar"/>
+        </w:rPr>
+        <w:t xml:space="preserve">student.verified</w:t>
+      </w:r>
+      <w:r>
+        <w:t xml:space="preserve"> </w:t>
+      </w:r>
+      <w:r>
+        <w:t xml:space="preserve">ili</w:t>
+      </w:r>
+      <w:r>
+        <w:t xml:space="preserve"> </w:t>
+      </w:r>
+      <w:r>
+        <w:rPr>
+          <w:rStyle w:val="VerbatimChar"/>
+        </w:rPr>
+        <w:t xml:space="preserve">student.mismatched</w:t>
+      </w:r>
+      <w:r>
+        <w:t xml:space="preserve"> </w:t>
+      </w:r>
+      <w:r>
+        <w:t xml:space="preserve">ili</w:t>
+      </w:r>
+      <w:r>
+        <w:t xml:space="preserve"> </w:t>
+      </w:r>
+      <w:r>
+        <w:rPr>
+          <w:rStyle w:val="VerbatimChar"/>
+        </w:rPr>
+        <w:t xml:space="preserve">ednevnik.queried</w:t>
+      </w:r>
+      <w:r>
+        <w:t xml:space="preserve"> </w:t>
+      </w:r>
+      <w:r>
+        <w:t xml:space="preserve">sa request/response sažetkom.</w:t>
+      </w:r>
+    </w:p>
+    <w:p>
+      <w:pPr>
+        <w:pStyle w:val="Compact"/>
+        <w:numPr>
+          <w:ilvl w:val="0"/>
+          <w:numId w:val="1011"/>
+        </w:numPr>
+      </w:pPr>
+      <w:r>
+        <w:t xml:space="preserve">Notifikacija (database channel) adminu o ishodu.</w:t>
+      </w:r>
+    </w:p>
+    <w:p>
+      <w:pPr>
+        <w:pStyle w:val="Compact"/>
+        <w:numPr>
+          <w:ilvl w:val="0"/>
+          <w:numId w:val="1011"/>
+        </w:numPr>
+      </w:pPr>
+      <w:r>
+        <w:t xml:space="preserve">Ako</w:t>
+      </w:r>
+      <w:r>
+        <w:t xml:space="preserve"> </w:t>
+      </w:r>
+      <w:r>
+        <w:rPr>
+          <w:rStyle w:val="VerbatimChar"/>
+        </w:rPr>
+        <w:t xml:space="preserve">mismatched</w:t>
+      </w:r>
+      <w:r>
+        <w:t xml:space="preserve">: lista razlika sačuvana u</w:t>
+      </w:r>
+      <w:r>
+        <w:t xml:space="preserve"> </w:t>
+      </w:r>
+      <w:r>
+        <w:rPr>
+          <w:rStyle w:val="VerbatimChar"/>
+        </w:rPr>
+        <w:t xml:space="preserve">Student.verification_mismatches</w:t>
+      </w:r>
+      <w:r>
+        <w:t xml:space="preserve"> </w:t>
+      </w:r>
+      <w:r>
+        <w:t xml:space="preserve">(JSON).</w:t>
+      </w:r>
+    </w:p>
+    <w:p>
+      <w:pPr>
+        <w:pStyle w:val="FirstParagraph"/>
+      </w:pPr>
+      <w:r>
+        <w:rPr>
+          <w:b/>
+          <w:bCs/>
+        </w:rPr>
+        <w:t xml:space="preserve">Trigger:</w:t>
+      </w:r>
+      <w:r>
+        <w:t xml:space="preserve"> </w:t>
+      </w:r>
+      <w:r>
+        <w:t xml:space="preserve">Admin klikne "Pokreni verifikaciju" na stranici</w:t>
+      </w:r>
+      <w:r>
+        <w:t xml:space="preserve"> </w:t>
+      </w:r>
+      <w:r>
+        <w:rPr>
+          <w:rStyle w:val="VerbatimChar"/>
+        </w:rPr>
+        <w:t xml:space="preserve">/admin/students/{student}/verify</w:t>
+      </w:r>
+      <w:r>
+        <w:t xml:space="preserve">.</w:t>
+      </w:r>
+    </w:p>
+    <w:p>
+      <w:pPr>
+        <w:pStyle w:val="BodyText"/>
+      </w:pPr>
+      <w:r>
+        <w:rPr>
+          <w:b/>
+          <w:bCs/>
+        </w:rPr>
+        <w:t xml:space="preserve">Glavni tok (Main Success Scenario — grana "verified"):</w:t>
+      </w:r>
+    </w:p>
+    <w:p>
+      <w:pPr>
+        <w:pStyle w:val="Compact"/>
+        <w:numPr>
+          <w:ilvl w:val="0"/>
+          <w:numId w:val="1012"/>
+        </w:numPr>
+      </w:pPr>
+      <w:r>
+        <w:t xml:space="preserve">Admin otvori stranicu</w:t>
+      </w:r>
+      <w:r>
+        <w:t xml:space="preserve"> </w:t>
+      </w:r>
+      <w:r>
+        <w:rPr>
+          <w:rStyle w:val="VerbatimChar"/>
+        </w:rPr>
+        <w:t xml:space="preserve">/admin/students/{student}/verify</w:t>
+      </w:r>
+      <w:r>
+        <w:t xml:space="preserve"> </w:t>
+      </w:r>
+      <w:r>
+        <w:t xml:space="preserve">iz konteksta admin liste učenika.</w:t>
+      </w:r>
+    </w:p>
+    <w:p>
+      <w:pPr>
+        <w:pStyle w:val="Compact"/>
+        <w:numPr>
+          <w:ilvl w:val="0"/>
+          <w:numId w:val="1012"/>
+        </w:numPr>
+      </w:pPr>
+      <w:r>
+        <w:t xml:space="preserve">Sistem prikazuje trenutni status učenika + dugme "Pokreni verifikaciju".</w:t>
+      </w:r>
+    </w:p>
+    <w:p>
+      <w:pPr>
+        <w:pStyle w:val="Compact"/>
+        <w:numPr>
+          <w:ilvl w:val="0"/>
+          <w:numId w:val="1012"/>
+        </w:numPr>
+      </w:pPr>
+      <w:r>
+        <w:t xml:space="preserve">Admin klikne dugme.</w:t>
+      </w:r>
+    </w:p>
+    <w:p>
+      <w:pPr>
+        <w:pStyle w:val="Compact"/>
+        <w:numPr>
+          <w:ilvl w:val="0"/>
+          <w:numId w:val="1012"/>
+        </w:numPr>
+      </w:pPr>
+      <w:r>
+        <w:t xml:space="preserve">Sistem dispatch-uje</w:t>
+      </w:r>
+      <w:r>
+        <w:t xml:space="preserve"> </w:t>
+      </w:r>
+      <w:r>
+        <w:rPr>
+          <w:rStyle w:val="VerbatimChar"/>
+        </w:rPr>
+        <w:t xml:space="preserve">VerifyStudentWithEDnevnikJob</w:t>
+      </w:r>
+      <w:r>
+        <w:t xml:space="preserve"> </w:t>
+      </w:r>
+      <w:r>
+        <w:t xml:space="preserve">u</w:t>
+      </w:r>
+      <w:r>
+        <w:t xml:space="preserve"> </w:t>
+      </w:r>
+      <w:r>
+        <w:rPr>
+          <w:rStyle w:val="VerbatimChar"/>
+        </w:rPr>
+        <w:t xml:space="preserve">ednevnik</w:t>
+      </w:r>
+      <w:r>
+        <w:t xml:space="preserve"> </w:t>
+      </w:r>
+      <w:r>
+        <w:t xml:space="preserve">queue.</w:t>
+      </w:r>
+    </w:p>
+    <w:p>
+      <w:pPr>
+        <w:pStyle w:val="Compact"/>
+        <w:numPr>
+          <w:ilvl w:val="0"/>
+          <w:numId w:val="1012"/>
+        </w:numPr>
+      </w:pPr>
+      <w:r>
+        <w:t xml:space="preserve">Queue worker poziva</w:t>
+      </w:r>
+      <w:r>
+        <w:t xml:space="preserve"> </w:t>
+      </w:r>
+      <w:r>
+        <w:rPr>
+          <w:rStyle w:val="VerbatimChar"/>
+        </w:rPr>
+        <w:t xml:space="preserve">EDnevnikAdapter::fetchByJmb($student-&gt;jmb)</w:t>
+      </w:r>
+      <w:r>
+        <w:t xml:space="preserve">.</w:t>
+      </w:r>
+    </w:p>
+    <w:p>
+      <w:pPr>
+        <w:pStyle w:val="Compact"/>
+        <w:numPr>
+          <w:ilvl w:val="0"/>
+          <w:numId w:val="1012"/>
+        </w:numPr>
+      </w:pPr>
+      <w:r>
+        <w:t xml:space="preserve">eDnevnik API vraća JSON sa podacima: ime, prezime, datum rođenja, šifra škole, razred, status (</w:t>
+      </w:r>
+      <w:r>
+        <w:rPr>
+          <w:rStyle w:val="VerbatimChar"/>
+        </w:rPr>
+        <w:t xml:space="preserve">redovan</w:t>
+      </w:r>
+      <w:r>
+        <w:t xml:space="preserve">/</w:t>
+      </w:r>
+      <w:r>
+        <w:rPr>
+          <w:rStyle w:val="VerbatimChar"/>
+        </w:rPr>
+        <w:t xml:space="preserve">nezakazan</w:t>
+      </w:r>
+      <w:r>
+        <w:t xml:space="preserve">/</w:t>
+      </w:r>
+      <w:r>
+        <w:rPr>
+          <w:rStyle w:val="VerbatimChar"/>
+        </w:rPr>
+        <w:t xml:space="preserve">ispisan</w:t>
+      </w:r>
+      <w:r>
+        <w:t xml:space="preserve">).</w:t>
+      </w:r>
+    </w:p>
+    <w:p>
+      <w:pPr>
+        <w:pStyle w:val="Compact"/>
+        <w:numPr>
+          <w:ilvl w:val="0"/>
+          <w:numId w:val="1012"/>
+        </w:numPr>
+      </w:pPr>
+      <w:r>
+        <w:rPr>
+          <w:rStyle w:val="VerbatimChar"/>
+        </w:rPr>
+        <w:t xml:space="preserve">EDnevnikVerificationService</w:t>
+      </w:r>
+      <w:r>
+        <w:t xml:space="preserve"> </w:t>
+      </w:r>
+      <w:r>
+        <w:t xml:space="preserve">poredi lokalne podatke sa eDnevnik odgovorom.</w:t>
+      </w:r>
+    </w:p>
+    <w:p>
+      <w:pPr>
+        <w:pStyle w:val="Compact"/>
+        <w:numPr>
+          <w:ilvl w:val="0"/>
+          <w:numId w:val="1012"/>
+        </w:numPr>
+      </w:pPr>
+      <w:r>
+        <w:t xml:space="preserve">Svi podaci se podudaraju →</w:t>
+      </w:r>
+      <w:r>
+        <w:t xml:space="preserve"> </w:t>
+      </w:r>
+      <w:r>
+        <w:rPr>
+          <w:rStyle w:val="VerbatimChar"/>
+        </w:rPr>
+        <w:t xml:space="preserve">Student.verification_status = 'verified'</w:t>
+      </w:r>
+      <w:r>
+        <w:t xml:space="preserve">,</w:t>
+      </w:r>
+      <w:r>
+        <w:t xml:space="preserve"> </w:t>
+      </w:r>
+      <w:r>
+        <w:rPr>
+          <w:rStyle w:val="VerbatimChar"/>
+        </w:rPr>
+        <w:t xml:space="preserve">Student.verified_at = now()</w:t>
+      </w:r>
+      <w:r>
+        <w:t xml:space="preserve">.</w:t>
+      </w:r>
+    </w:p>
+    <w:p>
+      <w:pPr>
+        <w:pStyle w:val="Compact"/>
+        <w:numPr>
+          <w:ilvl w:val="0"/>
+          <w:numId w:val="1012"/>
+        </w:numPr>
+      </w:pPr>
+      <w:r>
+        <w:t xml:space="preserve">Audit log:</w:t>
+      </w:r>
+      <w:r>
+        <w:t xml:space="preserve"> </w:t>
+      </w:r>
+      <w:r>
+        <w:rPr>
+          <w:rStyle w:val="VerbatimChar"/>
+        </w:rPr>
+        <w:t xml:space="preserve">student.verified</w:t>
+      </w:r>
+      <w:r>
+        <w:t xml:space="preserve"> </w:t>
+      </w:r>
+      <w:r>
+        <w:t xml:space="preserve">sa hash-om eDnevnik response-a (ne čuva pun JSON zbog AZLP — samo SHA256).</w:t>
+      </w:r>
+    </w:p>
+    <w:p>
+      <w:pPr>
+        <w:pStyle w:val="Compact"/>
+        <w:numPr>
+          <w:ilvl w:val="0"/>
+          <w:numId w:val="1012"/>
+        </w:numPr>
+      </w:pPr>
+      <w:r>
+        <w:t xml:space="preserve">Notifikacija adminu: "Učenik {ime} uspješno verifikovan kroz eDnevnik."</w:t>
+      </w:r>
+    </w:p>
+    <w:p>
+      <w:pPr>
+        <w:pStyle w:val="FirstParagraph"/>
+      </w:pPr>
+      <w:r>
+        <w:rPr>
+          <w:b/>
+          <w:bCs/>
+        </w:rPr>
+        <w:t xml:space="preserve">Alternativni tokovi:</w:t>
+      </w:r>
+    </w:p>
+    <w:tbl>
+      <w:tblPr>
+        <w:tblStyle w:val="Table"/>
+        <w:tblW w:type="auto" w:w="0"/>
+        <w:tblLook w:firstRow="1" w:lastRow="0" w:firstColumn="0" w:lastColumn="0" w:noHBand="0" w:noVBand="0" w:val="0020"/>
+      </w:tblPr>
+      <w:tblGrid>
+        <w:gridCol w:w="2640"/>
+        <w:gridCol w:w="2640"/>
+        <w:gridCol w:w="2640"/>
+      </w:tblGrid>
+      <w:tr>
+        <w:trPr>
+          <w:tblHeader w:val="on"/>
+        </w:trPr>
+        <w:tc>
+          <w:tcPr/>
+          <w:p>
+            <w:pPr>
+              <w:pStyle w:val="Compact"/>
+            </w:pPr>
+            <w:r>
+              <w:t xml:space="preserve">Tačka</w:t>
+            </w:r>
+          </w:p>
+        </w:tc>
+        <w:tc>
+          <w:tcPr/>
+          <w:p>
+            <w:pPr>
+              <w:pStyle w:val="Compact"/>
+            </w:pPr>
+            <w:r>
+              <w:t xml:space="preserve">Uslov</w:t>
+            </w:r>
+          </w:p>
+        </w:tc>
+        <w:tc>
+          <w:tcPr/>
+          <w:p>
+            <w:pPr>
+              <w:pStyle w:val="Compact"/>
+            </w:pPr>
+            <w:r>
+              <w:t xml:space="preserve">Alternativa</w:t>
+            </w:r>
+          </w:p>
+        </w:tc>
+      </w:tr>
+      <w:tr>
+        <w:tc>
+          <w:tcPr/>
+          <w:p>
+            <w:pPr>
+              <w:pStyle w:val="Compact"/>
+            </w:pPr>
+            <w:r>
+              <w:rPr>
+                <w:b/>
+                <w:bCs/>
+              </w:rPr>
+              <w:t xml:space="preserve">7a</w:t>
+            </w:r>
+          </w:p>
+        </w:tc>
+        <w:tc>
+          <w:tcPr/>
+          <w:p>
+            <w:pPr>
+              <w:pStyle w:val="Compact"/>
+            </w:pPr>
+            <w:r>
+              <w:t xml:space="preserve">Podaci se ne podudaraju (npr. ime u eDnevniku "Marko Marković", lokalno "Marko M.")</w:t>
+            </w:r>
+          </w:p>
+        </w:tc>
+        <w:tc>
+          <w:tcPr/>
+          <w:p>
+            <w:pPr>
+              <w:pStyle w:val="Compact"/>
+            </w:pPr>
+            <w:r>
+              <w:rPr>
+                <w:rStyle w:val="VerbatimChar"/>
+              </w:rPr>
+              <w:t xml:space="preserve">Student.verification_status = 'mismatched'</w:t>
+            </w:r>
+            <w:r>
+              <w:t xml:space="preserve">. Sistem upisuje listu razlika u</w:t>
+            </w:r>
+            <w:r>
+              <w:t xml:space="preserve"> </w:t>
+            </w:r>
+            <w:r>
+              <w:rPr>
+                <w:rStyle w:val="VerbatimChar"/>
+              </w:rPr>
+              <w:t xml:space="preserve">Student.verification_mismatches</w:t>
+            </w:r>
+            <w:r>
+              <w:t xml:space="preserve">. Admin može manuelno potvrditi ili odbiti. Audit log:</w:t>
+            </w:r>
+            <w:r>
+              <w:t xml:space="preserve"> </w:t>
+            </w:r>
+            <w:r>
+              <w:rPr>
+                <w:rStyle w:val="VerbatimChar"/>
+              </w:rPr>
+              <w:t xml:space="preserve">student.mismatched</w:t>
+            </w:r>
+            <w:r>
+              <w:t xml:space="preserve">.</w:t>
+            </w:r>
+          </w:p>
+        </w:tc>
+      </w:tr>
+      <w:tr>
+        <w:tc>
+          <w:tcPr/>
+          <w:p>
+            <w:pPr>
+              <w:pStyle w:val="Compact"/>
+            </w:pPr>
+            <w:r>
+              <w:rPr>
+                <w:b/>
+                <w:bCs/>
+              </w:rPr>
+              <w:t xml:space="preserve">7b</w:t>
+            </w:r>
+          </w:p>
+        </w:tc>
+        <w:tc>
+          <w:tcPr/>
+          <w:p>
+            <w:pPr>
+              <w:pStyle w:val="Compact"/>
+            </w:pPr>
+            <w:r>
+              <w:t xml:space="preserve">eDnevnik vraća 404 (učenik ne postoji ili JMB nevažeći)</w:t>
+            </w:r>
+          </w:p>
+        </w:tc>
+        <w:tc>
+          <w:tcPr/>
+          <w:p>
+            <w:pPr>
+              <w:pStyle w:val="Compact"/>
+            </w:pPr>
+            <w:r>
+              <w:rPr>
+                <w:rStyle w:val="VerbatimChar"/>
+              </w:rPr>
+              <w:t xml:space="preserve">Student.verification_status = 'failed'</w:t>
+            </w:r>
+            <w:r>
+              <w:t xml:space="preserve"> </w:t>
+            </w:r>
+            <w:r>
+              <w:t xml:space="preserve">sa razlogom "not_found". Admin obaviješten — moguće tipfeler u JMB-u ili učenik nije u eDnevniku.</w:t>
+            </w:r>
+          </w:p>
+        </w:tc>
+      </w:tr>
+      <w:tr>
+        <w:tc>
+          <w:tcPr/>
+          <w:p>
+            <w:pPr>
+              <w:pStyle w:val="Compact"/>
+            </w:pPr>
+            <w:r>
+              <w:rPr>
+                <w:b/>
+                <w:bCs/>
+              </w:rPr>
+              <w:t xml:space="preserve">7c</w:t>
+            </w:r>
+          </w:p>
+        </w:tc>
+        <w:tc>
+          <w:tcPr/>
+          <w:p>
+            <w:pPr>
+              <w:pStyle w:val="Compact"/>
+            </w:pPr>
+            <w:r>
+              <w:t xml:space="preserve">eDnevnik vraća 503 (privremeno nedostupan)</w:t>
+            </w:r>
+          </w:p>
+        </w:tc>
+        <w:tc>
+          <w:tcPr/>
+          <w:p>
+            <w:pPr>
+              <w:pStyle w:val="Compact"/>
+            </w:pPr>
+            <w:r>
+              <w:t xml:space="preserve">Job 3× exponential backoff retry. Ako svi propadnu:</w:t>
+            </w:r>
+            <w:r>
+              <w:t xml:space="preserve"> </w:t>
+            </w:r>
+            <w:r>
+              <w:rPr>
+                <w:rStyle w:val="VerbatimChar"/>
+              </w:rPr>
+              <w:t xml:space="preserve">Student.verification_status = 'failed'</w:t>
+            </w:r>
+            <w:r>
+              <w:t xml:space="preserve"> </w:t>
+            </w:r>
+            <w:r>
+              <w:t xml:space="preserve">sa razlogom "service_unavailable". Admin može pokušati ponovo kasnije.</w:t>
+            </w:r>
+          </w:p>
+        </w:tc>
+      </w:tr>
+      <w:tr>
+        <w:tc>
+          <w:tcPr/>
+          <w:p>
+            <w:pPr>
+              <w:pStyle w:val="Compact"/>
+            </w:pPr>
+            <w:r>
+              <w:rPr>
+                <w:b/>
+                <w:bCs/>
+              </w:rPr>
+              <w:t xml:space="preserve">7d</w:t>
+            </w:r>
+          </w:p>
+        </w:tc>
+        <w:tc>
+          <w:tcPr/>
+          <w:p>
+            <w:pPr>
+              <w:pStyle w:val="Compact"/>
+            </w:pPr>
+            <w:r>
+              <w:t xml:space="preserve">eDnevnik vraća 401 (nevažeći API ključ)</w:t>
+            </w:r>
+          </w:p>
+        </w:tc>
+        <w:tc>
+          <w:tcPr/>
+          <w:p>
+            <w:pPr>
+              <w:pStyle w:val="Compact"/>
+            </w:pPr>
+            <w:r>
+              <w:t xml:space="preserve">Job ne retry-uje. Critical error log + alert za DevOps. Admin vidi poruku "Konfiguracija eDnevnik integracije neispravna — kontaktirajte tehničku podršku."</w:t>
+            </w:r>
+          </w:p>
+        </w:tc>
+      </w:tr>
+      <w:tr>
+        <w:tc>
+          <w:tcPr/>
+          <w:p>
+            <w:pPr>
+              <w:pStyle w:val="Compact"/>
+            </w:pPr>
+            <w:r>
+              <w:rPr>
+                <w:b/>
+                <w:bCs/>
+              </w:rPr>
+              <w:t xml:space="preserve">7e</w:t>
+            </w:r>
+          </w:p>
+        </w:tc>
+        <w:tc>
+          <w:tcPr/>
+          <w:p>
+            <w:pPr>
+              <w:pStyle w:val="Compact"/>
+            </w:pPr>
+            <w:r>
+              <w:t xml:space="preserve">Rate limit prekoračen (429)</w:t>
+            </w:r>
+          </w:p>
+        </w:tc>
+        <w:tc>
+          <w:tcPr/>
+          <w:p>
+            <w:pPr>
+              <w:pStyle w:val="Compact"/>
+            </w:pPr>
+            <w:r>
+              <w:t xml:space="preserve">Job čeka prema</w:t>
+            </w:r>
+            <w:r>
+              <w:t xml:space="preserve"> </w:t>
+            </w:r>
+            <w:r>
+              <w:rPr>
+                <w:rStyle w:val="VerbatimChar"/>
+              </w:rPr>
+              <w:t xml:space="preserve">Retry-After</w:t>
+            </w:r>
+            <w:r>
+              <w:t xml:space="preserve"> </w:t>
+            </w:r>
+            <w:r>
+              <w:t xml:space="preserve">header-u i retry-uje.</w:t>
+            </w:r>
+          </w:p>
+        </w:tc>
+      </w:tr>
+    </w:tbl>
+    <w:p>
+      <w:pPr>
+        <w:pStyle w:val="BodyText"/>
+      </w:pPr>
+      <w:r>
+        <w:rPr>
+          <w:b/>
+          <w:bCs/>
+        </w:rPr>
+        <w:t xml:space="preserve">Specijalni zahtjevi:</w:t>
+      </w:r>
+    </w:p>
+    <w:p>
+      <w:pPr>
+        <w:pStyle w:val="Compact"/>
+        <w:numPr>
+          <w:ilvl w:val="0"/>
+          <w:numId w:val="1013"/>
+        </w:numPr>
+      </w:pPr>
+      <w:r>
+        <w:rPr>
+          <w:b/>
+          <w:bCs/>
+        </w:rPr>
+        <w:t xml:space="preserve">AZLP kritično:</w:t>
+      </w:r>
+      <w:r>
+        <w:t xml:space="preserve"> </w:t>
+      </w:r>
+      <w:r>
+        <w:t xml:space="preserve">ni jedan eDnevnik response ne kešuje se lokalno. Samo SHA256 hash u audit logu (za reproducibilitet bez čuvanja PII).</w:t>
+      </w:r>
+    </w:p>
+    <w:p>
+      <w:pPr>
+        <w:pStyle w:val="Compact"/>
+        <w:numPr>
+          <w:ilvl w:val="0"/>
+          <w:numId w:val="1013"/>
+        </w:numPr>
+      </w:pPr>
+      <w:r>
+        <w:rPr>
+          <w:b/>
+          <w:bCs/>
+        </w:rPr>
+        <w:t xml:space="preserve">Sigurnost:</w:t>
+      </w:r>
+      <w:r>
+        <w:t xml:space="preserve"> </w:t>
+      </w:r>
+      <w:r>
+        <w:t xml:space="preserve">API ključ čuva se u AWS Secrets Manager (prod) ili</w:t>
+      </w:r>
+      <w:r>
+        <w:t xml:space="preserve"> </w:t>
+      </w:r>
+      <w:r>
+        <w:rPr>
+          <w:rStyle w:val="VerbatimChar"/>
+        </w:rPr>
+        <w:t xml:space="preserve">.env</w:t>
+      </w:r>
+      <w:r>
+        <w:t xml:space="preserve"> </w:t>
+      </w:r>
+      <w:r>
+        <w:t xml:space="preserve">(dev), nikad u kodu.</w:t>
+      </w:r>
+    </w:p>
+    <w:p>
+      <w:pPr>
+        <w:pStyle w:val="Compact"/>
+        <w:numPr>
+          <w:ilvl w:val="0"/>
+          <w:numId w:val="1013"/>
+        </w:numPr>
+      </w:pPr>
+      <w:r>
+        <w:rPr>
+          <w:b/>
+          <w:bCs/>
+        </w:rPr>
+        <w:t xml:space="preserve">Otpornost:</w:t>
+      </w:r>
+      <w:r>
+        <w:t xml:space="preserve"> </w:t>
+      </w:r>
+      <w:r>
+        <w:t xml:space="preserve">5s timeout default, 10s za eDnevnik (državni sistem zna biti spor); circuit breaker nakon 5 uzastopnih grešaka.</w:t>
+      </w:r>
+    </w:p>
+    <w:p>
+      <w:pPr>
+        <w:pStyle w:val="Compact"/>
+        <w:numPr>
+          <w:ilvl w:val="0"/>
+          <w:numId w:val="1013"/>
+        </w:numPr>
+      </w:pPr>
+      <w:r>
+        <w:rPr>
+          <w:b/>
+          <w:bCs/>
+        </w:rPr>
+        <w:t xml:space="preserve">Reproducibilitet:</w:t>
+      </w:r>
+      <w:r>
+        <w:t xml:space="preserve"> </w:t>
+      </w:r>
+      <w:r>
+        <w:t xml:space="preserve">mock adapter koristi deterministic odgovor po JMB-u (suma cifara JMB-a određuje "ishod") za predvidljivo testiranje.</w:t>
+      </w:r>
+    </w:p>
+    <w:p>
+      <w:pPr>
+        <w:pStyle w:val="FirstParagraph"/>
+      </w:pPr>
+      <w:r>
+        <w:rPr>
+          <w:b/>
+          <w:bCs/>
+        </w:rPr>
+        <w:t xml:space="preserve">Tehnologija i podaci varijacije:</w:t>
+      </w:r>
+    </w:p>
+    <w:p>
+      <w:pPr>
+        <w:pStyle w:val="Compact"/>
+        <w:numPr>
+          <w:ilvl w:val="0"/>
+          <w:numId w:val="1014"/>
+        </w:numPr>
+      </w:pPr>
+      <w:r>
+        <w:rPr>
+          <w:b/>
+          <w:bCs/>
+        </w:rPr>
+        <w:t xml:space="preserve">eDnevnik adapter:</w:t>
+      </w:r>
+      <w:r>
+        <w:t xml:space="preserve"> </w:t>
+      </w:r>
+      <w:r>
+        <w:rPr>
+          <w:rStyle w:val="VerbatimChar"/>
+        </w:rPr>
+        <w:t xml:space="preserve">FakeEDnevnikAdapter</w:t>
+      </w:r>
+      <w:r>
+        <w:t xml:space="preserve"> </w:t>
+      </w:r>
+      <w:r>
+        <w:t xml:space="preserve">(dev) ili</w:t>
+      </w:r>
+      <w:r>
+        <w:t xml:space="preserve"> </w:t>
+      </w:r>
+      <w:r>
+        <w:rPr>
+          <w:rStyle w:val="VerbatimChar"/>
+        </w:rPr>
+        <w:t xml:space="preserve">EDnevnikHttpAdapter</w:t>
+      </w:r>
+      <w:r>
+        <w:t xml:space="preserve"> </w:t>
+      </w:r>
+      <w:r>
+        <w:t xml:space="preserve">(prod, iza feature flag-a</w:t>
+      </w:r>
+      <w:r>
+        <w:t xml:space="preserve"> </w:t>
+      </w:r>
+      <w:r>
+        <w:rPr>
+          <w:rStyle w:val="VerbatimChar"/>
+        </w:rPr>
+        <w:t xml:space="preserve">config('services.ednevnik.driver')</w:t>
+      </w:r>
+      <w:r>
+        <w:t xml:space="preserve">).</w:t>
+      </w:r>
+    </w:p>
+    <w:p>
+      <w:pPr>
+        <w:pStyle w:val="Compact"/>
+        <w:numPr>
+          <w:ilvl w:val="0"/>
+          <w:numId w:val="1014"/>
+        </w:numPr>
+      </w:pPr>
+      <w:r>
+        <w:rPr>
+          <w:b/>
+          <w:bCs/>
+        </w:rPr>
+        <w:t xml:space="preserve">Auth metoda:</w:t>
+      </w:r>
+      <w:r>
+        <w:t xml:space="preserve"> </w:t>
+      </w:r>
+      <w:r>
+        <w:t xml:space="preserve">API ključ u header (</w:t>
+      </w:r>
+      <w:r>
+        <w:rPr>
+          <w:rStyle w:val="VerbatimChar"/>
+        </w:rPr>
+        <w:t xml:space="preserve">X-API-Key</w:t>
+      </w:r>
+      <w:r>
+        <w:t xml:space="preserve">).</w:t>
+      </w:r>
+    </w:p>
+    <w:p>
+      <w:pPr>
+        <w:pStyle w:val="Compact"/>
+        <w:numPr>
+          <w:ilvl w:val="0"/>
+          <w:numId w:val="1014"/>
+        </w:numPr>
+      </w:pPr>
+      <w:r>
+        <w:rPr>
+          <w:b/>
+          <w:bCs/>
+        </w:rPr>
+        <w:t xml:space="preserve">Format:</w:t>
+      </w:r>
+      <w:r>
+        <w:t xml:space="preserve"> </w:t>
+      </w:r>
+      <w:r>
+        <w:t xml:space="preserve">REST JSON.</w:t>
+      </w:r>
+    </w:p>
+    <w:p>
+      <w:pPr>
+        <w:pStyle w:val="FirstParagraph"/>
+      </w:pPr>
+      <w:r>
+        <w:rPr>
+          <w:b/>
+          <w:bCs/>
+        </w:rPr>
+        <w:t xml:space="preserve">Učestalost pojave:</w:t>
+      </w:r>
+      <w:r>
+        <w:t xml:space="preserve"> </w:t>
+      </w:r>
+      <w:r>
+        <w:t xml:space="preserve">1–5 verifikacija dnevno (admin obrađuje verifikacije batch-u kad se učenici masovno prijave za sezonu).</w:t>
+      </w:r>
+    </w:p>
+    <w:p>
+      <w:pPr>
+        <w:pStyle w:val="BodyText"/>
+      </w:pPr>
+      <w:r>
+        <w:rPr>
+          <w:b/>
+          <w:bCs/>
+        </w:rPr>
+        <w:t xml:space="preserve">Različita pitanja:</w:t>
+      </w:r>
+    </w:p>
+    <w:p>
+      <w:pPr>
+        <w:pStyle w:val="Compact"/>
+        <w:numPr>
+          <w:ilvl w:val="0"/>
+          <w:numId w:val="1015"/>
+        </w:numPr>
+      </w:pPr>
+      <w:r>
+        <w:t xml:space="preserve">Sporazum sa Ministarstvom prosvjete: trenutno nepotpisan; produkcijski endpoint će biti definisan kad bude potpisan.</w:t>
+      </w:r>
+    </w:p>
+    <w:p>
+      <w:pPr>
+        <w:pStyle w:val="Compact"/>
+        <w:numPr>
+          <w:ilvl w:val="0"/>
+          <w:numId w:val="1015"/>
+        </w:numPr>
+      </w:pPr>
+      <w:r>
+        <w:t xml:space="preserve">Frequency-based re-verifikacija: trenutno verifikacija je one-shot. Otvoreno pitanje: treba li godišnje re-verifikovati (npr. krajem školske godine)? Spec §16 — odloženo.</w:t>
+      </w:r>
+    </w:p>
+    <w:p>
+      <w:r>
+        <w:pict>
+          <v:rect style="width:0;height:1.5pt" o:hralign="center" o:hrstd="t" o:hr="t"/>
+        </w:pict>
+      </w:r>
+    </w:p>
+    <w:bookmarkEnd w:id="17"/>
+    <w:bookmarkStart w:id="21" w:name="X7c95f8746d9722a95ba97508dc46c3aa6a9e92f"/>
+    <w:p>
+      <w:pPr>
+        <w:pStyle w:val="Heading2"/>
+      </w:pPr>
+      <w:r>
+        <w:rPr>
+          <w:rStyle w:val="SectionNumber"/>
+        </w:rPr>
+        <w:t xml:space="preserve">1.7</w:t>
       </w:r>
       <w:r>
         <w:tab/>
@@ -1326,18 +5621,18 @@
           <wp:inline>
             <wp:extent cx="5334000" cy="2577214"/>
             <wp:effectExtent b="0" l="0" r="0" t="0"/>
-            <wp:docPr descr="Slika 1: Klasni dijagram — domain model" title="" id="17" name="Picture"/>
+            <wp:docPr descr="Slika 1: Klasni dijagram — domain model" title="" id="19" name="Picture"/>
             <a:graphic>
               <a:graphicData uri="http://schemas.openxmlformats.org/drawingml/2006/picture">
                 <pic:pic>
                   <pic:nvPicPr>
-                    <pic:cNvPr descr="uml/render/01-klasni-dijagram.png" id="18" name="Picture"/>
+                    <pic:cNvPr descr="uml/render/01-klasni-dijagram.png" id="20" name="Picture"/>
                     <pic:cNvPicPr>
                       <a:picLocks noChangeArrowheads="1" noChangeAspect="1"/>
                     </pic:cNvPicPr>
                   </pic:nvPicPr>
                   <pic:blipFill>
-                    <a:blip r:embed="rId16"/>
+                    <a:blip r:embed="rId18"/>
                     <a:stretch>
                       <a:fillRect/>
                     </a:stretch>
@@ -1399,7 +5694,7 @@
         <w:pStyle w:val="Compact"/>
         <w:numPr>
           <w:ilvl w:val="0"/>
-          <w:numId w:val="1002"/>
+          <w:numId w:val="1016"/>
         </w:numPr>
       </w:pPr>
       <w:r>
@@ -1411,7 +5706,7 @@
         <w:pStyle w:val="Compact"/>
         <w:numPr>
           <w:ilvl w:val="0"/>
-          <w:numId w:val="1002"/>
+          <w:numId w:val="1016"/>
         </w:numPr>
       </w:pPr>
       <w:r>
@@ -1423,7 +5718,7 @@
         <w:pStyle w:val="Compact"/>
         <w:numPr>
           <w:ilvl w:val="0"/>
-          <w:numId w:val="1002"/>
+          <w:numId w:val="1016"/>
         </w:numPr>
       </w:pPr>
       <w:r>
@@ -1435,7 +5730,7 @@
         <w:pStyle w:val="Compact"/>
         <w:numPr>
           <w:ilvl w:val="0"/>
-          <w:numId w:val="1002"/>
+          <w:numId w:val="1016"/>
         </w:numPr>
       </w:pPr>
       <w:r>
@@ -1447,7 +5742,7 @@
         <w:pStyle w:val="Compact"/>
         <w:numPr>
           <w:ilvl w:val="0"/>
-          <w:numId w:val="1002"/>
+          <w:numId w:val="1016"/>
         </w:numPr>
       </w:pPr>
       <w:r>
@@ -1459,7 +5754,7 @@
         <w:pStyle w:val="Compact"/>
         <w:numPr>
           <w:ilvl w:val="0"/>
-          <w:numId w:val="1002"/>
+          <w:numId w:val="1016"/>
         </w:numPr>
       </w:pPr>
       <w:r>
@@ -1483,7 +5778,7 @@
         <w:pStyle w:val="Compact"/>
         <w:numPr>
           <w:ilvl w:val="0"/>
-          <w:numId w:val="1003"/>
+          <w:numId w:val="1017"/>
         </w:numPr>
       </w:pPr>
       <w:r>
@@ -1504,7 +5799,7 @@
         <w:pStyle w:val="Compact"/>
         <w:numPr>
           <w:ilvl w:val="0"/>
-          <w:numId w:val="1003"/>
+          <w:numId w:val="1017"/>
         </w:numPr>
       </w:pPr>
       <w:r>
@@ -1549,7 +5844,7 @@
         <w:pStyle w:val="Compact"/>
         <w:numPr>
           <w:ilvl w:val="0"/>
-          <w:numId w:val="1003"/>
+          <w:numId w:val="1017"/>
         </w:numPr>
       </w:pPr>
       <w:r>
@@ -1594,7 +5889,7 @@
         <w:pStyle w:val="Compact"/>
         <w:numPr>
           <w:ilvl w:val="0"/>
-          <w:numId w:val="1003"/>
+          <w:numId w:val="1017"/>
         </w:numPr>
       </w:pPr>
       <w:r>
@@ -1619,8 +5914,8 @@
         <w:t xml:space="preserve">professor.name</w:t>
       </w:r>
     </w:p>
-    <w:bookmarkEnd w:id="19"/>
-    <w:bookmarkStart w:id="20" w:name="Xf050d9152904dfbe382d342525abf23a73833e9"/>
+    <w:bookmarkEnd w:id="21"/>
+    <w:bookmarkStart w:id="22" w:name="Xf050d9152904dfbe382d342525abf23a73833e9"/>
     <w:p>
       <w:pPr>
         <w:pStyle w:val="Heading2"/>
@@ -1629,7 +5924,7 @@
         <w:rPr>
           <w:rStyle w:val="SectionNumber"/>
         </w:rPr>
-        <w:t xml:space="preserve">1.6</w:t>
+        <w:t xml:space="preserve">1.8</w:t>
       </w:r>
       <w:r>
         <w:tab/>
@@ -2130,8 +6425,8 @@
         <w:t xml:space="preserve">Detalje vidi u spec §13 (security + permissions).</w:t>
       </w:r>
     </w:p>
-    <w:bookmarkEnd w:id="20"/>
-    <w:bookmarkStart w:id="21" w:name="X5a53afb1397e629978cdef87f2c408c8346a3b5"/>
+    <w:bookmarkEnd w:id="22"/>
+    <w:bookmarkStart w:id="23" w:name="X5a53afb1397e629978cdef87f2c408c8346a3b5"/>
     <w:p>
       <w:pPr>
         <w:pStyle w:val="Heading2"/>
@@ -2140,7 +6435,7 @@
         <w:rPr>
           <w:rStyle w:val="SectionNumber"/>
         </w:rPr>
-        <w:t xml:space="preserve">1.7</w:t>
+        <w:t xml:space="preserve">1.9</w:t>
       </w:r>
       <w:r>
         <w:tab/>
@@ -2162,7 +6457,7 @@
         <w:pStyle w:val="Compact"/>
         <w:numPr>
           <w:ilvl w:val="0"/>
-          <w:numId w:val="1004"/>
+          <w:numId w:val="1018"/>
         </w:numPr>
       </w:pPr>
       <w:r>
@@ -2174,7 +6469,7 @@
         <w:pStyle w:val="Compact"/>
         <w:numPr>
           <w:ilvl w:val="0"/>
-          <w:numId w:val="1004"/>
+          <w:numId w:val="1018"/>
         </w:numPr>
       </w:pPr>
       <w:r>
@@ -2201,7 +6496,7 @@
         <w:pStyle w:val="Compact"/>
         <w:numPr>
           <w:ilvl w:val="0"/>
-          <w:numId w:val="1004"/>
+          <w:numId w:val="1018"/>
         </w:numPr>
       </w:pPr>
       <w:r>
@@ -2213,7 +6508,7 @@
         <w:pStyle w:val="Compact"/>
         <w:numPr>
           <w:ilvl w:val="0"/>
-          <w:numId w:val="1004"/>
+          <w:numId w:val="1018"/>
         </w:numPr>
       </w:pPr>
       <w:r>
@@ -2252,7 +6547,7 @@
         <w:pStyle w:val="Compact"/>
         <w:numPr>
           <w:ilvl w:val="0"/>
-          <w:numId w:val="1005"/>
+          <w:numId w:val="1019"/>
         </w:numPr>
       </w:pPr>
       <w:r>
@@ -2285,7 +6580,7 @@
         <w:pStyle w:val="Compact"/>
         <w:numPr>
           <w:ilvl w:val="0"/>
-          <w:numId w:val="1005"/>
+          <w:numId w:val="1019"/>
         </w:numPr>
       </w:pPr>
       <w:r>
@@ -2297,15 +6592,15 @@
         <w:pStyle w:val="Compact"/>
         <w:numPr>
           <w:ilvl w:val="0"/>
-          <w:numId w:val="1005"/>
+          <w:numId w:val="1019"/>
         </w:numPr>
       </w:pPr>
       <w:r>
         <w:t xml:space="preserve">Audit log retention — predloženo 5 godina, van scope-a</w:t>
       </w:r>
     </w:p>
-    <w:bookmarkEnd w:id="21"/>
-    <w:bookmarkStart w:id="22" w:name="diff-naspram-originalnog-izvještavanja"/>
+    <w:bookmarkEnd w:id="23"/>
+    <w:bookmarkStart w:id="24" w:name="diff-naspram-originalnog-izvještavanja"/>
     <w:p>
       <w:pPr>
         <w:pStyle w:val="Heading2"/>
@@ -2314,7 +6609,7 @@
         <w:rPr>
           <w:rStyle w:val="SectionNumber"/>
         </w:rPr>
-        <w:t xml:space="preserve">1.8</w:t>
+        <w:t xml:space="preserve">1.10</w:t>
       </w:r>
       <w:r>
         <w:tab/>
@@ -2669,8 +6964,8 @@
         </w:tc>
       </w:tr>
     </w:tbl>
-    <w:bookmarkEnd w:id="22"/>
-    <w:bookmarkEnd w:id="23"/>
+    <w:bookmarkEnd w:id="24"/>
+    <w:bookmarkEnd w:id="25"/>
     <w:sectPr>
       <w:footnotePr>
         <w:numRestart w:val="eachSect"/>
@@ -2884,6 +7179,91 @@
       </w:rPr>
     </w:lvl>
   </w:abstractNum>
+  <w:abstractNum w:abstractNumId="99411">
+    <w:nsid w:val="00A99411"/>
+    <w:multiLevelType w:val="multilevel"/>
+    <w:lvl w:ilvl="0">
+      <w:start w:val="1"/>
+      <w:numFmt w:val="decimal"/>
+      <w:lvlText w:val="%1."/>
+      <w:lvlJc w:val="left"/>
+      <w:pPr>
+        <w:ind w:left="720" w:hanging="360"/>
+      </w:pPr>
+    </w:lvl>
+    <w:lvl w:ilvl="1">
+      <w:start w:val="1"/>
+      <w:numFmt w:val="decimal"/>
+      <w:lvlText w:val="%2."/>
+      <w:lvlJc w:val="left"/>
+      <w:pPr>
+        <w:ind w:left="1440" w:hanging="360"/>
+      </w:pPr>
+    </w:lvl>
+    <w:lvl w:ilvl="2">
+      <w:start w:val="1"/>
+      <w:numFmt w:val="decimal"/>
+      <w:lvlText w:val="%3."/>
+      <w:lvlJc w:val="left"/>
+      <w:pPr>
+        <w:ind w:left="2160" w:hanging="360"/>
+      </w:pPr>
+    </w:lvl>
+    <w:lvl w:ilvl="3">
+      <w:start w:val="1"/>
+      <w:numFmt w:val="decimal"/>
+      <w:lvlText w:val="%4."/>
+      <w:lvlJc w:val="left"/>
+      <w:pPr>
+        <w:ind w:left="2880" w:hanging="360"/>
+      </w:pPr>
+    </w:lvl>
+    <w:lvl w:ilvl="4">
+      <w:start w:val="1"/>
+      <w:numFmt w:val="decimal"/>
+      <w:lvlText w:val="%5."/>
+      <w:lvlJc w:val="left"/>
+      <w:pPr>
+        <w:ind w:left="3600" w:hanging="360"/>
+      </w:pPr>
+    </w:lvl>
+    <w:lvl w:ilvl="5">
+      <w:start w:val="1"/>
+      <w:numFmt w:val="decimal"/>
+      <w:lvlText w:val="%6."/>
+      <w:lvlJc w:val="left"/>
+      <w:pPr>
+        <w:ind w:left="4320" w:hanging="360"/>
+      </w:pPr>
+    </w:lvl>
+    <w:lvl w:ilvl="6">
+      <w:start w:val="1"/>
+      <w:numFmt w:val="decimal"/>
+      <w:lvlText w:val="%7."/>
+      <w:lvlJc w:val="left"/>
+      <w:pPr>
+        <w:ind w:left="5040" w:hanging="360"/>
+      </w:pPr>
+    </w:lvl>
+    <w:lvl w:ilvl="7">
+      <w:start w:val="1"/>
+      <w:numFmt w:val="decimal"/>
+      <w:lvlText w:val="%8."/>
+      <w:lvlJc w:val="left"/>
+      <w:pPr>
+        <w:ind w:left="5760" w:hanging="360"/>
+      </w:pPr>
+    </w:lvl>
+    <w:lvl w:ilvl="8">
+      <w:start w:val="1"/>
+      <w:numFmt w:val="decimal"/>
+      <w:lvlText w:val="%9."/>
+      <w:lvlJc w:val="left"/>
+      <w:pPr>
+        <w:ind w:left="6480" w:hanging="360"/>
+      </w:pPr>
+    </w:lvl>
+  </w:abstractNum>
   <w:num w:numId="1000">
     <w:abstractNumId w:val="990"/>
   </w:num>
@@ -2891,15 +7271,246 @@
     <w:abstractNumId w:val="991"/>
   </w:num>
   <w:num w:numId="1002">
+    <w:abstractNumId w:val="99411"/>
+    <w:lvlOverride w:ilvl="0">
+      <w:startOverride w:val="1"/>
+    </w:lvlOverride>
+    <w:lvlOverride w:ilvl="1">
+      <w:startOverride w:val="1"/>
+    </w:lvlOverride>
+    <w:lvlOverride w:ilvl="2">
+      <w:startOverride w:val="1"/>
+    </w:lvlOverride>
+    <w:lvlOverride w:ilvl="3">
+      <w:startOverride w:val="1"/>
+    </w:lvlOverride>
+    <w:lvlOverride w:ilvl="4">
+      <w:startOverride w:val="1"/>
+    </w:lvlOverride>
+    <w:lvlOverride w:ilvl="5">
+      <w:startOverride w:val="1"/>
+    </w:lvlOverride>
+    <w:lvlOverride w:ilvl="6">
+      <w:startOverride w:val="1"/>
+    </w:lvlOverride>
+    <w:lvlOverride w:ilvl="7">
+      <w:startOverride w:val="1"/>
+    </w:lvlOverride>
+    <w:lvlOverride w:ilvl="8">
+      <w:startOverride w:val="1"/>
+    </w:lvlOverride>
+  </w:num>
+  <w:num w:numId="1003">
+    <w:abstractNumId w:val="99411"/>
+    <w:lvlOverride w:ilvl="0">
+      <w:startOverride w:val="1"/>
+    </w:lvlOverride>
+    <w:lvlOverride w:ilvl="1">
+      <w:startOverride w:val="1"/>
+    </w:lvlOverride>
+    <w:lvlOverride w:ilvl="2">
+      <w:startOverride w:val="1"/>
+    </w:lvlOverride>
+    <w:lvlOverride w:ilvl="3">
+      <w:startOverride w:val="1"/>
+    </w:lvlOverride>
+    <w:lvlOverride w:ilvl="4">
+      <w:startOverride w:val="1"/>
+    </w:lvlOverride>
+    <w:lvlOverride w:ilvl="5">
+      <w:startOverride w:val="1"/>
+    </w:lvlOverride>
+    <w:lvlOverride w:ilvl="6">
+      <w:startOverride w:val="1"/>
+    </w:lvlOverride>
+    <w:lvlOverride w:ilvl="7">
+      <w:startOverride w:val="1"/>
+    </w:lvlOverride>
+    <w:lvlOverride w:ilvl="8">
+      <w:startOverride w:val="1"/>
+    </w:lvlOverride>
+  </w:num>
+  <w:num w:numId="1004">
+    <w:abstractNumId w:val="99411"/>
+    <w:lvlOverride w:ilvl="0">
+      <w:startOverride w:val="1"/>
+    </w:lvlOverride>
+    <w:lvlOverride w:ilvl="1">
+      <w:startOverride w:val="1"/>
+    </w:lvlOverride>
+    <w:lvlOverride w:ilvl="2">
+      <w:startOverride w:val="1"/>
+    </w:lvlOverride>
+    <w:lvlOverride w:ilvl="3">
+      <w:startOverride w:val="1"/>
+    </w:lvlOverride>
+    <w:lvlOverride w:ilvl="4">
+      <w:startOverride w:val="1"/>
+    </w:lvlOverride>
+    <w:lvlOverride w:ilvl="5">
+      <w:startOverride w:val="1"/>
+    </w:lvlOverride>
+    <w:lvlOverride w:ilvl="6">
+      <w:startOverride w:val="1"/>
+    </w:lvlOverride>
+    <w:lvlOverride w:ilvl="7">
+      <w:startOverride w:val="1"/>
+    </w:lvlOverride>
+    <w:lvlOverride w:ilvl="8">
+      <w:startOverride w:val="1"/>
+    </w:lvlOverride>
+  </w:num>
+  <w:num w:numId="1005">
+    <w:abstractNumId w:val="99411"/>
+    <w:lvlOverride w:ilvl="0">
+      <w:startOverride w:val="1"/>
+    </w:lvlOverride>
+    <w:lvlOverride w:ilvl="1">
+      <w:startOverride w:val="1"/>
+    </w:lvlOverride>
+    <w:lvlOverride w:ilvl="2">
+      <w:startOverride w:val="1"/>
+    </w:lvlOverride>
+    <w:lvlOverride w:ilvl="3">
+      <w:startOverride w:val="1"/>
+    </w:lvlOverride>
+    <w:lvlOverride w:ilvl="4">
+      <w:startOverride w:val="1"/>
+    </w:lvlOverride>
+    <w:lvlOverride w:ilvl="5">
+      <w:startOverride w:val="1"/>
+    </w:lvlOverride>
+    <w:lvlOverride w:ilvl="6">
+      <w:startOverride w:val="1"/>
+    </w:lvlOverride>
+    <w:lvlOverride w:ilvl="7">
+      <w:startOverride w:val="1"/>
+    </w:lvlOverride>
+    <w:lvlOverride w:ilvl="8">
+      <w:startOverride w:val="1"/>
+    </w:lvlOverride>
+  </w:num>
+  <w:num w:numId="1006">
     <w:abstractNumId w:val="991"/>
   </w:num>
-  <w:num w:numId="1003">
+  <w:num w:numId="1007">
     <w:abstractNumId w:val="991"/>
   </w:num>
-  <w:num w:numId="1004">
+  <w:num w:numId="1008">
     <w:abstractNumId w:val="991"/>
   </w:num>
-  <w:num w:numId="1005">
+  <w:num w:numId="1009">
+    <w:abstractNumId w:val="991"/>
+  </w:num>
+  <w:num w:numId="1010">
+    <w:abstractNumId w:val="99411"/>
+    <w:lvlOverride w:ilvl="0">
+      <w:startOverride w:val="1"/>
+    </w:lvlOverride>
+    <w:lvlOverride w:ilvl="1">
+      <w:startOverride w:val="1"/>
+    </w:lvlOverride>
+    <w:lvlOverride w:ilvl="2">
+      <w:startOverride w:val="1"/>
+    </w:lvlOverride>
+    <w:lvlOverride w:ilvl="3">
+      <w:startOverride w:val="1"/>
+    </w:lvlOverride>
+    <w:lvlOverride w:ilvl="4">
+      <w:startOverride w:val="1"/>
+    </w:lvlOverride>
+    <w:lvlOverride w:ilvl="5">
+      <w:startOverride w:val="1"/>
+    </w:lvlOverride>
+    <w:lvlOverride w:ilvl="6">
+      <w:startOverride w:val="1"/>
+    </w:lvlOverride>
+    <w:lvlOverride w:ilvl="7">
+      <w:startOverride w:val="1"/>
+    </w:lvlOverride>
+    <w:lvlOverride w:ilvl="8">
+      <w:startOverride w:val="1"/>
+    </w:lvlOverride>
+  </w:num>
+  <w:num w:numId="1011">
+    <w:abstractNumId w:val="99411"/>
+    <w:lvlOverride w:ilvl="0">
+      <w:startOverride w:val="1"/>
+    </w:lvlOverride>
+    <w:lvlOverride w:ilvl="1">
+      <w:startOverride w:val="1"/>
+    </w:lvlOverride>
+    <w:lvlOverride w:ilvl="2">
+      <w:startOverride w:val="1"/>
+    </w:lvlOverride>
+    <w:lvlOverride w:ilvl="3">
+      <w:startOverride w:val="1"/>
+    </w:lvlOverride>
+    <w:lvlOverride w:ilvl="4">
+      <w:startOverride w:val="1"/>
+    </w:lvlOverride>
+    <w:lvlOverride w:ilvl="5">
+      <w:startOverride w:val="1"/>
+    </w:lvlOverride>
+    <w:lvlOverride w:ilvl="6">
+      <w:startOverride w:val="1"/>
+    </w:lvlOverride>
+    <w:lvlOverride w:ilvl="7">
+      <w:startOverride w:val="1"/>
+    </w:lvlOverride>
+    <w:lvlOverride w:ilvl="8">
+      <w:startOverride w:val="1"/>
+    </w:lvlOverride>
+  </w:num>
+  <w:num w:numId="1012">
+    <w:abstractNumId w:val="99411"/>
+    <w:lvlOverride w:ilvl="0">
+      <w:startOverride w:val="1"/>
+    </w:lvlOverride>
+    <w:lvlOverride w:ilvl="1">
+      <w:startOverride w:val="1"/>
+    </w:lvlOverride>
+    <w:lvlOverride w:ilvl="2">
+      <w:startOverride w:val="1"/>
+    </w:lvlOverride>
+    <w:lvlOverride w:ilvl="3">
+      <w:startOverride w:val="1"/>
+    </w:lvlOverride>
+    <w:lvlOverride w:ilvl="4">
+      <w:startOverride w:val="1"/>
+    </w:lvlOverride>
+    <w:lvlOverride w:ilvl="5">
+      <w:startOverride w:val="1"/>
+    </w:lvlOverride>
+    <w:lvlOverride w:ilvl="6">
+      <w:startOverride w:val="1"/>
+    </w:lvlOverride>
+    <w:lvlOverride w:ilvl="7">
+      <w:startOverride w:val="1"/>
+    </w:lvlOverride>
+    <w:lvlOverride w:ilvl="8">
+      <w:startOverride w:val="1"/>
+    </w:lvlOverride>
+  </w:num>
+  <w:num w:numId="1013">
+    <w:abstractNumId w:val="991"/>
+  </w:num>
+  <w:num w:numId="1014">
+    <w:abstractNumId w:val="991"/>
+  </w:num>
+  <w:num w:numId="1015">
+    <w:abstractNumId w:val="991"/>
+  </w:num>
+  <w:num w:numId="1016">
+    <w:abstractNumId w:val="991"/>
+  </w:num>
+  <w:num w:numId="1017">
+    <w:abstractNumId w:val="991"/>
+  </w:num>
+  <w:num w:numId="1018">
+    <w:abstractNumId w:val="991"/>
+  </w:num>
+  <w:num w:numId="1019">
     <w:abstractNumId w:val="991"/>
   </w:num>
 </w:numbering>

--- a/docs/zavrsni-izvjestaj/01-vizija-i-analiza.docx
+++ b/docs/zavrsni-izvjestaj/01-vizija-i-analiza.docx
@@ -28,7 +28,7 @@
         </w:p>
       </w:sdtContent>
     </w:sdt>
-    <w:bookmarkStart w:id="25" w:name="Xea6a6a1c355e6d391d1526eb40f001fa448b692"/>
+    <w:bookmarkStart w:id="28" w:name="Xea6a6a1c355e6d391d1526eb40f001fa448b692"/>
     <w:p>
       <w:pPr>
         <w:pStyle w:val="Heading1"/>
@@ -633,7 +633,7 @@
       </w:r>
     </w:p>
     <w:bookmarkEnd w:id="11"/>
-    <w:bookmarkStart w:id="15" w:name="Xc2fae2ad19a9bad1c8722797db5b0c158274f18"/>
+    <w:bookmarkStart w:id="18" w:name="Xc2fae2ad19a9bad1c8722797db5b0c158274f18"/>
     <w:p>
       <w:pPr>
         <w:pStyle w:val="Heading2"/>
@@ -657,6 +657,89 @@
       </w:pPr>
       <w:r>
         <w:t xml:space="preserve">(Iz Projektna_analitika §2 + spec §5.)</w:t>
+      </w:r>
+    </w:p>
+    <w:p>
+      <w:pPr>
+        <w:pStyle w:val="BodyText"/>
+      </w:pPr>
+      <w:r>
+        <w:rPr>
+          <w:b/>
+          <w:bCs/>
+        </w:rPr>
+        <w:t xml:space="preserve">Use Case dijagram</w:t>
+      </w:r>
+      <w:r>
+        <w:t xml:space="preserve"> </w:t>
+      </w:r>
+      <w:r>
+        <w:t xml:space="preserve">(UML standard — akteri, sistemska granica, UC-ovi i njihove veze): vidi</w:t>
+      </w:r>
+    </w:p>
+    <w:p>
+      <w:pPr>
+        <w:pStyle w:val="BodyText"/>
+      </w:pPr>
+      <w:r>
+        <w:drawing>
+          <wp:inline>
+            <wp:extent cx="5334000" cy="7396310"/>
+            <wp:effectExtent b="0" l="0" r="0" t="0"/>
+            <wp:docPr descr="Slika 1: Use Case dijagram — 3 primarna aktera + eDnevnik + 10 UC-ova" title="" id="13" name="Picture"/>
+            <a:graphic>
+              <a:graphicData uri="http://schemas.openxmlformats.org/drawingml/2006/picture">
+                <pic:pic>
+                  <pic:nvPicPr>
+                    <pic:cNvPr descr="uml/render/00-use-case-dijagram.png" id="14" name="Picture"/>
+                    <pic:cNvPicPr>
+                      <a:picLocks noChangeArrowheads="1" noChangeAspect="1"/>
+                    </pic:cNvPicPr>
+                  </pic:nvPicPr>
+                  <pic:blipFill>
+                    <a:blip r:embed="rId12"/>
+                    <a:stretch>
+                      <a:fillRect/>
+                    </a:stretch>
+                  </pic:blipFill>
+                  <pic:spPr bwMode="auto">
+                    <a:xfrm>
+                      <a:off x="0" y="0"/>
+                      <a:ext cx="5334000" cy="7396310"/>
+                    </a:xfrm>
+                    <a:prstGeom prst="rect">
+                      <a:avLst/>
+                    </a:prstGeom>
+                    <a:noFill/>
+                    <a:ln w="9525">
+                      <a:noFill/>
+                      <a:headEnd/>
+                      <a:tailEnd/>
+                    </a:ln>
+                  </pic:spPr>
+                </pic:pic>
+              </a:graphicData>
+            </a:graphic>
+          </wp:inline>
+        </w:drawing>
+      </w:r>
+    </w:p>
+    <w:p>
+      <w:pPr>
+        <w:pStyle w:val="BodyText"/>
+      </w:pPr>
+      <w:r>
+        <w:rPr>
+          <w:i/>
+          <w:iCs/>
+        </w:rPr>
+        <w:t xml:space="preserve">Slika 1: Use Case dijagram — 3 primarna aktera + eDnevnik + 10 UC-ova</w:t>
+      </w:r>
+      <w:r>
+        <w:t xml:space="preserve"> </w:t>
+      </w:r>
+      <w:r>
+        <w:t xml:space="preserve">.</w:t>
       </w:r>
     </w:p>
     <w:tbl>
@@ -1208,18 +1291,18 @@
           <wp:inline>
             <wp:extent cx="5334000" cy="2541305"/>
             <wp:effectExtent b="0" l="0" r="0" t="0"/>
-            <wp:docPr descr="Slika 2: Sequence dijagram UC5 — async OCR upload + sync submit" title="" id="13" name="Picture"/>
+            <wp:docPr descr="Slika 3: Sequence dijagram UC5 — async OCR upload + sync submit" title="" id="16" name="Picture"/>
             <a:graphic>
               <a:graphicData uri="http://schemas.openxmlformats.org/drawingml/2006/picture">
                 <pic:pic>
                   <pic:nvPicPr>
-                    <pic:cNvPr descr="uml/render/02-sequence-uc5.png" id="14" name="Picture"/>
+                    <pic:cNvPr descr="uml/render/02-sequence-uc5.png" id="17" name="Picture"/>
                     <pic:cNvPicPr>
                       <a:picLocks noChangeArrowheads="1" noChangeAspect="1"/>
                     </pic:cNvPicPr>
                   </pic:nvPicPr>
                   <pic:blipFill>
-                    <a:blip r:embed="rId12"/>
+                    <a:blip r:embed="rId15"/>
                     <a:stretch>
                       <a:fillRect/>
                     </a:stretch>
@@ -1255,7 +1338,7 @@
           <w:i/>
           <w:iCs/>
         </w:rPr>
-        <w:t xml:space="preserve">Slika 2: Sequence dijagram UC5 — async OCR upload + sync submit</w:t>
+        <w:t xml:space="preserve">Slika 3: Sequence dijagram UC5 — async OCR upload + sync submit</w:t>
       </w:r>
       <w:r>
         <w:t xml:space="preserve"> </w:t>
@@ -1264,8 +1347,8 @@
         <w:t xml:space="preserve">i spec §5.5.</w:t>
       </w:r>
     </w:p>
-    <w:bookmarkEnd w:id="15"/>
-    <w:bookmarkStart w:id="16" w:name="X343cdc4dfc873995c6c42cec2cd407f77959d22"/>
+    <w:bookmarkEnd w:id="18"/>
+    <w:bookmarkStart w:id="19" w:name="X343cdc4dfc873995c6c42cec2cd407f77959d22"/>
     <w:p>
       <w:pPr>
         <w:pStyle w:val="Heading2"/>
@@ -4089,8 +4172,8 @@
         <w:t xml:space="preserve">modelu. Otvoreno: PDF upload + IP timestamp workflow — odloženo za v2.</w:t>
       </w:r>
     </w:p>
-    <w:bookmarkEnd w:id="16"/>
-    <w:bookmarkStart w:id="17" w:name="X5784f76083c081254368d3fca2a7934062a422c"/>
+    <w:bookmarkEnd w:id="19"/>
+    <w:bookmarkStart w:id="20" w:name="X5784f76083c081254368d3fca2a7934062a422c"/>
     <w:p>
       <w:pPr>
         <w:pStyle w:val="Heading2"/>
@@ -5559,8 +5642,8 @@
         </w:pict>
       </w:r>
     </w:p>
-    <w:bookmarkEnd w:id="17"/>
-    <w:bookmarkStart w:id="21" w:name="X7c95f8746d9722a95ba97508dc46c3aa6a9e92f"/>
+    <w:bookmarkEnd w:id="20"/>
+    <w:bookmarkStart w:id="24" w:name="X7c95f8746d9722a95ba97508dc46c3aa6a9e92f"/>
     <w:p>
       <w:pPr>
         <w:pStyle w:val="Heading2"/>
@@ -5621,18 +5704,18 @@
           <wp:inline>
             <wp:extent cx="5334000" cy="2577214"/>
             <wp:effectExtent b="0" l="0" r="0" t="0"/>
-            <wp:docPr descr="Slika 1: Klasni dijagram — domain model" title="" id="19" name="Picture"/>
+            <wp:docPr descr="Slika 2: Klasni dijagram — domain model" title="" id="22" name="Picture"/>
             <a:graphic>
               <a:graphicData uri="http://schemas.openxmlformats.org/drawingml/2006/picture">
                 <pic:pic>
                   <pic:nvPicPr>
-                    <pic:cNvPr descr="uml/render/01-klasni-dijagram.png" id="20" name="Picture"/>
+                    <pic:cNvPr descr="uml/render/01-klasni-dijagram.png" id="23" name="Picture"/>
                     <pic:cNvPicPr>
                       <a:picLocks noChangeArrowheads="1" noChangeAspect="1"/>
                     </pic:cNvPicPr>
                   </pic:nvPicPr>
                   <pic:blipFill>
-                    <a:blip r:embed="rId18"/>
+                    <a:blip r:embed="rId21"/>
                     <a:stretch>
                       <a:fillRect/>
                     </a:stretch>
@@ -5668,7 +5751,7 @@
           <w:i/>
           <w:iCs/>
         </w:rPr>
-        <w:t xml:space="preserve">Slika 1: Klasni dijagram — domain model</w:t>
+        <w:t xml:space="preserve">Slika 2: Klasni dijagram — domain model</w:t>
       </w:r>
       <w:r>
         <w:t xml:space="preserve"> </w:t>
@@ -5914,8 +5997,8 @@
         <w:t xml:space="preserve">professor.name</w:t>
       </w:r>
     </w:p>
-    <w:bookmarkEnd w:id="21"/>
-    <w:bookmarkStart w:id="22" w:name="Xf050d9152904dfbe382d342525abf23a73833e9"/>
+    <w:bookmarkEnd w:id="24"/>
+    <w:bookmarkStart w:id="25" w:name="Xf050d9152904dfbe382d342525abf23a73833e9"/>
     <w:p>
       <w:pPr>
         <w:pStyle w:val="Heading2"/>
@@ -6425,8 +6508,8 @@
         <w:t xml:space="preserve">Detalje vidi u spec §13 (security + permissions).</w:t>
       </w:r>
     </w:p>
-    <w:bookmarkEnd w:id="22"/>
-    <w:bookmarkStart w:id="23" w:name="X5a53afb1397e629978cdef87f2c408c8346a3b5"/>
+    <w:bookmarkEnd w:id="25"/>
+    <w:bookmarkStart w:id="26" w:name="X5a53afb1397e629978cdef87f2c408c8346a3b5"/>
     <w:p>
       <w:pPr>
         <w:pStyle w:val="Heading2"/>
@@ -6599,8 +6682,8 @@
         <w:t xml:space="preserve">Audit log retention — predloženo 5 godina, van scope-a</w:t>
       </w:r>
     </w:p>
-    <w:bookmarkEnd w:id="23"/>
-    <w:bookmarkStart w:id="24" w:name="diff-naspram-originalnog-izvještavanja"/>
+    <w:bookmarkEnd w:id="26"/>
+    <w:bookmarkStart w:id="27" w:name="diff-naspram-originalnog-izvještavanja"/>
     <w:p>
       <w:pPr>
         <w:pStyle w:val="Heading2"/>
@@ -6964,8 +7047,8 @@
         </w:tc>
       </w:tr>
     </w:tbl>
-    <w:bookmarkEnd w:id="24"/>
-    <w:bookmarkEnd w:id="25"/>
+    <w:bookmarkEnd w:id="27"/>
+    <w:bookmarkEnd w:id="28"/>
     <w:sectPr>
       <w:footnotePr>
         <w:numRestart w:val="eachSect"/>
